--- a/skills/phong-dieu-duong/assets/mau-truyen-thong-gdsk.docx
+++ b/skills/phong-dieu-duong/assets/mau-truyen-thong-gdsk.docx
@@ -1,5 +1,88 @@
 
-<file path=word/document.xml><?xml version="1.0" encoding="utf-8"?>
+<file path=./[Content_Types].xml><?xml version="1.0" encoding="utf-8"?>
+<Types xmlns="http://schemas.openxmlformats.org/package/2006/content-types">
+  <Default Extension="jpeg" ContentType="image/jpeg"/>
+  <Default Extension="rels" ContentType="application/vnd.openxmlformats-package.relationships+xml"/>
+  <Default Extension="xml" ContentType="application/xml"/>
+  <Override PartName="/word/document.xml" ContentType="application/vnd.openxmlformats-officedocument.wordprocessingml.document.main+xml"/>
+  <Override PartName="/customXml/itemProps1.xml" ContentType="application/vnd.openxmlformats-officedocument.customXmlProperties+xml"/>
+  <Override PartName="/word/numbering.xml" ContentType="application/vnd.openxmlformats-officedocument.wordprocessingml.numbering+xml"/>
+  <Override PartName="/word/styles.xml" ContentType="application/vnd.openxmlformats-officedocument.wordprocessingml.styles+xml"/>
+  <Override PartName="/word/stylesWithEffects.xml" ContentType="application/vnd.ms-word.stylesWithEffects+xml"/>
+  <Override PartName="/word/settings.xml" ContentType="application/vnd.openxmlformats-officedocument.wordprocessingml.settings+xml"/>
+  <Override PartName="/word/webSettings.xml" ContentType="application/vnd.openxmlformats-officedocument.wordprocessingml.webSettings+xml"/>
+  <Override PartName="/word/footnotes.xml" ContentType="application/vnd.openxmlformats-officedocument.wordprocessingml.footnotes+xml"/>
+  <Override PartName="/word/endnotes.xml" ContentType="application/vnd.openxmlformats-officedocument.wordprocessingml.endnotes+xml"/>
+  <Override PartName="/word/header1.xml" ContentType="application/vnd.openxmlformats-officedocument.wordprocessingml.header+xml"/>
+  <Override PartName="/word/header2.xml" ContentType="application/vnd.openxmlformats-officedocument.wordprocessingml.header+xml"/>
+  <Override PartName="/word/header3.xml" ContentType="application/vnd.openxmlformats-officedocument.wordprocessingml.header+xml"/>
+  <Override PartName="/word/fontTable.xml" ContentType="application/vnd.openxmlformats-officedocument.wordprocessingml.fontTable+xml"/>
+  <Override PartName="/word/theme/theme1.xml" ContentType="application/vnd.openxmlformats-officedocument.theme+xml"/>
+  <Override PartName="/docProps/core.xml" ContentType="application/vnd.openxmlformats-package.core-properties+xml"/>
+  <Override PartName="/docProps/app.xml" ContentType="application/vnd.openxmlformats-officedocument.extended-properties+xml"/>
+</Types>
+</file>
+
+<file path=./customXml/item1.xml><?xml version="1.0" encoding="utf-8"?>
+<b:Sources xmlns:b="http://schemas.openxmlformats.org/officeDocument/2006/bibliography" xmlns="http://schemas.openxmlformats.org/officeDocument/2006/bibliography" SelectedStyle="\APA.XSL" StyleName="APA"/>
+</file>
+
+<file path=./customXml/itemProps1.xml><?xml version="1.0" encoding="utf-8"?>
+<ds:datastoreItem xmlns:ds="http://schemas.openxmlformats.org/officeDocument/2006/customXml" ds:itemID="{48A20367-D9C7-483B-AFD2-B62769456A75}">
+  <ds:schemaRefs>
+    <ds:schemaRef ds:uri="http://schemas.openxmlformats.org/officeDocument/2006/bibliography"/>
+  </ds:schemaRefs>
+</ds:datastoreItem>
+</file>
+
+<file path=./docProps/app.xml><?xml version="1.0" encoding="utf-8"?>
+<Properties xmlns="http://schemas.openxmlformats.org/officeDocument/2006/extended-properties" xmlns:vt="http://schemas.openxmlformats.org/officeDocument/2006/docPropsVTypes">
+  <Template>Normal</Template>
+  <TotalTime>0</TotalTime>
+  <Pages>10</Pages>
+  <Words>361</Words>
+  <Characters>2061</Characters>
+  <Application>Microsoft Office Word</Application>
+  <DocSecurity>0</DocSecurity>
+  <Lines>17</Lines>
+  <Paragraphs>4</Paragraphs>
+  <ScaleCrop>false</ScaleCrop>
+  <HeadingPairs>
+    <vt:vector size="2" baseType="variant">
+      <vt:variant>
+        <vt:lpstr>Title</vt:lpstr>
+      </vt:variant>
+      <vt:variant>
+        <vt:i4>1</vt:i4>
+      </vt:variant>
+    </vt:vector>
+  </HeadingPairs>
+  <TitlesOfParts>
+    <vt:vector size="1" baseType="lpstr">
+      <vt:lpstr/>
+    </vt:vector>
+  </TitlesOfParts>
+  <Company>Microsoft</Company>
+  <LinksUpToDate>false</LinksUpToDate>
+  <CharactersWithSpaces>2418</CharactersWithSpaces>
+  <SharedDoc>false</SharedDoc>
+  <HyperlinksChanged>false</HyperlinksChanged>
+  <AppVersion>14.0000</AppVersion>
+</Properties>
+</file>
+
+<file path=./docProps/core.xml><?xml version="1.0" encoding="utf-8"?>
+<cp:coreProperties xmlns:cp="http://schemas.openxmlformats.org/package/2006/metadata/core-properties" xmlns:dc="http://purl.org/dc/elements/1.1/" xmlns:dcterms="http://purl.org/dc/terms/" xmlns:dcmitype="http://purl.org/dc/dcmitype/" xmlns:xsi="http://www.w3.org/2001/XMLSchema-instance">
+  <dc:creator>MY</dc:creator>
+  <cp:lastModifiedBy>Qlcl_Vinh</cp:lastModifiedBy>
+  <cp:revision>2</cp:revision>
+  <cp:lastPrinted>2023-10-06T01:00:00Z</cp:lastPrinted>
+  <dcterms:created xsi:type="dcterms:W3CDTF">2026-05-07T09:23:00Z</dcterms:created>
+  <dcterms:modified xsi:type="dcterms:W3CDTF">2026-05-07T09:23:00Z</dcterms:modified>
+</cp:coreProperties>
+</file>
+
+<file path=./word/document.xml><?xml version="1.0" encoding="utf-8"?>
 <w:document xmlns:wpc="http://schemas.microsoft.com/office/word/2010/wordprocessingCanvas" xmlns:mc="http://schemas.openxmlformats.org/markup-compatibility/2006" xmlns:o="urn:schemas-microsoft-com:office:office" xmlns:r="http://schemas.openxmlformats.org/officeDocument/2006/relationships" xmlns:m="http://schemas.openxmlformats.org/officeDocument/2006/math" xmlns:v="urn:schemas-microsoft-com:vml" xmlns:wp14="http://schemas.microsoft.com/office/word/2010/wordprocessingDrawing" xmlns:wp="http://schemas.openxmlformats.org/drawingml/2006/wordprocessingDrawing" xmlns:w10="urn:schemas-microsoft-com:office:word" xmlns:w="http://schemas.openxmlformats.org/wordprocessingml/2006/main" xmlns:w14="http://schemas.microsoft.com/office/word/2010/wordml" xmlns:wpg="http://schemas.microsoft.com/office/word/2010/wordprocessingGroup" xmlns:wpi="http://schemas.microsoft.com/office/word/2010/wordprocessingInk" xmlns:wne="http://schemas.microsoft.com/office/word/2006/wordml" xmlns:wps="http://schemas.microsoft.com/office/word/2010/wordprocessingShape">
   <w:body>
     <w:tbl>
@@ -6256,7 +6339,7 @@
 </w:document>
 </file>
 
-<file path=word/endnotes.xml><?xml version="1.0" encoding="utf-8"?>
+<file path=./word/endnotes.xml><?xml version="1.0" encoding="utf-8"?>
 <w:endnotes xmlns:wpc="http://schemas.microsoft.com/office/word/2010/wordprocessingCanvas" xmlns:mc="http://schemas.openxmlformats.org/markup-compatibility/2006" xmlns:o="urn:schemas-microsoft-com:office:office" xmlns:r="http://schemas.openxmlformats.org/officeDocument/2006/relationships" xmlns:m="http://schemas.openxmlformats.org/officeDocument/2006/math" xmlns:v="urn:schemas-microsoft-com:vml" xmlns:wp14="http://schemas.microsoft.com/office/word/2010/wordprocessingDrawing" xmlns:wp="http://schemas.openxmlformats.org/drawingml/2006/wordprocessingDrawing" xmlns:w10="urn:schemas-microsoft-com:office:word" xmlns:w="http://schemas.openxmlformats.org/wordprocessingml/2006/main" xmlns:w14="http://schemas.microsoft.com/office/word/2010/wordml" xmlns:wpg="http://schemas.microsoft.com/office/word/2010/wordprocessingGroup" xmlns:wpi="http://schemas.microsoft.com/office/word/2010/wordprocessingInk" xmlns:wne="http://schemas.microsoft.com/office/word/2006/wordml" xmlns:wps="http://schemas.microsoft.com/office/word/2010/wordprocessingShape">
   <w:endnote w:type="separator" w:id="-1">
     <w:p>
@@ -6281,7 +6364,36 @@
 </w:endnotes>
 </file>
 
-<file path=word/footnotes.xml><?xml version="1.0" encoding="utf-8"?>
+<file path=./word/fontTable.xml><?xml version="1.0" encoding="utf-8"?>
+<w:fonts xmlns:mc="http://schemas.openxmlformats.org/markup-compatibility/2006" xmlns:r="http://schemas.openxmlformats.org/officeDocument/2006/relationships" xmlns:w="http://schemas.openxmlformats.org/wordprocessingml/2006/main" xmlns:w14="http://schemas.microsoft.com/office/word/2010/wordml">
+  <w:font w:name="Calibri">
+    <w:panose1 w:val="020F0502020204030204"/>
+    <w:family w:val="swiss"/>
+    <w:pitch w:val="variable"/>
+    <w:sig w:usb0="E4002EFF" w:usb1="C000247B" w:usb2="00000009" w:usb3="00000000" w:csb0="000001FF" w:csb1="00000000"/>
+  </w:font>
+  <w:font w:name="Times New Roman">
+    <w:panose1 w:val="02020603050405020304"/>
+    <w:family w:val="roman"/>
+    <w:pitch w:val="variable"/>
+    <w:sig w:usb0="E0002EFF" w:usb1="C000785B" w:usb2="00000009" w:usb3="00000000" w:csb0="000001FF" w:csb1="00000000"/>
+  </w:font>
+  <w:font w:name="Cambria">
+    <w:panose1 w:val="02040503050406030204"/>
+    <w:family w:val="roman"/>
+    <w:pitch w:val="variable"/>
+    <w:sig w:usb0="E00006FF" w:usb1="420024FF" w:usb2="02000000" w:usb3="00000000" w:csb0="0000019F" w:csb1="00000000"/>
+  </w:font>
+  <w:font w:name="Tahoma">
+    <w:panose1 w:val="020B0604030504040204"/>
+    <w:family w:val="swiss"/>
+    <w:pitch w:val="variable"/>
+    <w:sig w:usb0="E1002EFF" w:usb1="C000605B" w:usb2="00000029" w:usb3="00000000" w:csb0="000101FF" w:csb1="00000000"/>
+  </w:font>
+</w:fonts>
+</file>
+
+<file path=./word/footnotes.xml><?xml version="1.0" encoding="utf-8"?>
 <w:footnotes xmlns:wpc="http://schemas.microsoft.com/office/word/2010/wordprocessingCanvas" xmlns:mc="http://schemas.openxmlformats.org/markup-compatibility/2006" xmlns:o="urn:schemas-microsoft-com:office:office" xmlns:r="http://schemas.openxmlformats.org/officeDocument/2006/relationships" xmlns:m="http://schemas.openxmlformats.org/officeDocument/2006/math" xmlns:v="urn:schemas-microsoft-com:vml" xmlns:wp14="http://schemas.microsoft.com/office/word/2010/wordprocessingDrawing" xmlns:wp="http://schemas.openxmlformats.org/drawingml/2006/wordprocessingDrawing" xmlns:w10="urn:schemas-microsoft-com:office:word" xmlns:w="http://schemas.openxmlformats.org/wordprocessingml/2006/main" xmlns:w14="http://schemas.microsoft.com/office/word/2010/wordml" xmlns:wpg="http://schemas.microsoft.com/office/word/2010/wordprocessingGroup" xmlns:wpi="http://schemas.microsoft.com/office/word/2010/wordprocessingInk" xmlns:wne="http://schemas.microsoft.com/office/word/2006/wordml" xmlns:wps="http://schemas.microsoft.com/office/word/2010/wordprocessingShape">
   <w:footnote w:type="separator" w:id="-1">
     <w:p>
@@ -6306,7 +6418,7 @@
 </w:footnotes>
 </file>
 
-<file path=word/header1.xml><?xml version="1.0" encoding="utf-8"?>
+<file path=./word/header1.xml><?xml version="1.0" encoding="utf-8"?>
 <w:hdr xmlns:wpc="http://schemas.microsoft.com/office/word/2010/wordprocessingCanvas" xmlns:mc="http://schemas.openxmlformats.org/markup-compatibility/2006" xmlns:o="urn:schemas-microsoft-com:office:office" xmlns:r="http://schemas.openxmlformats.org/officeDocument/2006/relationships" xmlns:m="http://schemas.openxmlformats.org/officeDocument/2006/math" xmlns:v="urn:schemas-microsoft-com:vml" xmlns:wp14="http://schemas.microsoft.com/office/word/2010/wordprocessingDrawing" xmlns:wp="http://schemas.openxmlformats.org/drawingml/2006/wordprocessingDrawing" xmlns:w10="urn:schemas-microsoft-com:office:word" xmlns:w="http://schemas.openxmlformats.org/wordprocessingml/2006/main" xmlns:w14="http://schemas.microsoft.com/office/word/2010/wordml" xmlns:wpg="http://schemas.microsoft.com/office/word/2010/wordprocessingGroup" xmlns:wpi="http://schemas.microsoft.com/office/word/2010/wordprocessingInk" xmlns:wne="http://schemas.microsoft.com/office/word/2006/wordml" xmlns:wps="http://schemas.microsoft.com/office/word/2010/wordprocessingShape">
   <w:p>
     <w:pPr>
@@ -6326,7 +6438,7 @@
 </w:hdr>
 </file>
 
-<file path=word/header2.xml><?xml version="1.0" encoding="utf-8"?>
+<file path=./word/header2.xml><?xml version="1.0" encoding="utf-8"?>
 <w:hdr xmlns:wpc="http://schemas.microsoft.com/office/word/2010/wordprocessingCanvas" xmlns:mc="http://schemas.openxmlformats.org/markup-compatibility/2006" xmlns:o="urn:schemas-microsoft-com:office:office" xmlns:r="http://schemas.openxmlformats.org/officeDocument/2006/relationships" xmlns:m="http://schemas.openxmlformats.org/officeDocument/2006/math" xmlns:v="urn:schemas-microsoft-com:vml" xmlns:wp14="http://schemas.microsoft.com/office/word/2010/wordprocessingDrawing" xmlns:wp="http://schemas.openxmlformats.org/drawingml/2006/wordprocessingDrawing" xmlns:w10="urn:schemas-microsoft-com:office:word" xmlns:w="http://schemas.openxmlformats.org/wordprocessingml/2006/main" xmlns:w14="http://schemas.microsoft.com/office/word/2010/wordml" xmlns:wpg="http://schemas.microsoft.com/office/word/2010/wordprocessingGroup" xmlns:wpi="http://schemas.microsoft.com/office/word/2010/wordprocessingInk" xmlns:wne="http://schemas.microsoft.com/office/word/2006/wordml" xmlns:wps="http://schemas.microsoft.com/office/word/2010/wordprocessingShape">
   <w:sdt>
     <w:sdtPr>
@@ -6383,7 +6495,7 @@
 </w:hdr>
 </file>
 
-<file path=word/header3.xml><?xml version="1.0" encoding="utf-8"?>
+<file path=./word/header3.xml><?xml version="1.0" encoding="utf-8"?>
 <w:hdr xmlns:wpc="http://schemas.microsoft.com/office/word/2010/wordprocessingCanvas" xmlns:mc="http://schemas.openxmlformats.org/markup-compatibility/2006" xmlns:o="urn:schemas-microsoft-com:office:office" xmlns:r="http://schemas.openxmlformats.org/officeDocument/2006/relationships" xmlns:m="http://schemas.openxmlformats.org/officeDocument/2006/math" xmlns:v="urn:schemas-microsoft-com:vml" xmlns:wp14="http://schemas.microsoft.com/office/word/2010/wordprocessingDrawing" xmlns:wp="http://schemas.openxmlformats.org/drawingml/2006/wordprocessingDrawing" xmlns:w10="urn:schemas-microsoft-com:office:word" xmlns:w="http://schemas.openxmlformats.org/wordprocessingml/2006/main" xmlns:w14="http://schemas.microsoft.com/office/word/2010/wordml" xmlns:wpg="http://schemas.microsoft.com/office/word/2010/wordprocessingGroup" xmlns:wpi="http://schemas.microsoft.com/office/word/2010/wordprocessingInk" xmlns:wne="http://schemas.microsoft.com/office/word/2006/wordml" xmlns:wps="http://schemas.microsoft.com/office/word/2010/wordprocessingShape">
   <w:sdt>
     <w:sdtPr>
@@ -6469,7 +6581,7 @@
 </w:hdr>
 </file>
 
-<file path=word/numbering.xml><?xml version="1.0" encoding="utf-8"?>
+<file path=./word/numbering.xml><?xml version="1.0" encoding="utf-8"?>
 <w:numbering xmlns:wpc="http://schemas.microsoft.com/office/word/2010/wordprocessingCanvas" xmlns:mc="http://schemas.openxmlformats.org/markup-compatibility/2006" xmlns:o="urn:schemas-microsoft-com:office:office" xmlns:r="http://schemas.openxmlformats.org/officeDocument/2006/relationships" xmlns:m="http://schemas.openxmlformats.org/officeDocument/2006/math" xmlns:v="urn:schemas-microsoft-com:vml" xmlns:wp14="http://schemas.microsoft.com/office/word/2010/wordprocessingDrawing" xmlns:wp="http://schemas.openxmlformats.org/drawingml/2006/wordprocessingDrawing" xmlns:w10="urn:schemas-microsoft-com:office:word" xmlns:w="http://schemas.openxmlformats.org/wordprocessingml/2006/main" xmlns:w14="http://schemas.microsoft.com/office/word/2010/wordml" xmlns:wpg="http://schemas.microsoft.com/office/word/2010/wordprocessingGroup" xmlns:wpi="http://schemas.microsoft.com/office/word/2010/wordprocessingInk" xmlns:wne="http://schemas.microsoft.com/office/word/2006/wordml" xmlns:wps="http://schemas.microsoft.com/office/word/2010/wordprocessingShape">
   <w:abstractNum w:abstractNumId="0">
     <w:nsid w:val="020356DE"/>
@@ -8255,7 +8367,359 @@
 </w:numbering>
 </file>
 
-<file path=word/styles.xml><?xml version="1.0" encoding="utf-8"?>
+<file path=./word/settings.xml><?xml version="1.0" encoding="utf-8"?>
+<w:settings xmlns:mc="http://schemas.openxmlformats.org/markup-compatibility/2006" xmlns:o="urn:schemas-microsoft-com:office:office" xmlns:r="http://schemas.openxmlformats.org/officeDocument/2006/relationships" xmlns:m="http://schemas.openxmlformats.org/officeDocument/2006/math" xmlns:v="urn:schemas-microsoft-com:vml" xmlns:w10="urn:schemas-microsoft-com:office:word" xmlns:w="http://schemas.openxmlformats.org/wordprocessingml/2006/main" xmlns:w14="http://schemas.microsoft.com/office/word/2010/wordml" xmlns:sl="http://schemas.openxmlformats.org/schemaLibrary/2006/main">
+  <w:zoom w:percent="100"/>
+  <w:defaultTabStop w:val="720"/>
+  <w:characterSpacingControl w:val="doNotCompress"/>
+  <w:hdrShapeDefaults>
+    <o:shapedefaults v:ext="edit" spidmax="2049"/>
+  </w:hdrShapeDefaults>
+  <w:compat>
+    <w:compatSetting w:name="compatibilityMode" w:uri="http://schemas.microsoft.com/office/word" w:val="14"/>
+    <w:compatSetting w:name="overrideTableStyleFontSizeAndJustification" w:uri="http://schemas.microsoft.com/office/word" w:val="1"/>
+    <w:compatSetting w:name="enableOpenTypeFeatures" w:uri="http://schemas.microsoft.com/office/word" w:val="1"/>
+    <w:compatSetting w:name="doNotFlipMirrorIndents" w:uri="http://schemas.microsoft.com/office/word" w:val="1"/>
+  </w:compat>
+  <w:rsids>
+    <w:rsidRoot w:val="00003B5A"/>
+    <w:rsid w:val="00003B5A"/>
+    <w:rsid w:val="00014D1C"/>
+    <w:rsid w:val="00027DF3"/>
+    <w:rsid w:val="000327EB"/>
+    <w:rsid w:val="0003315B"/>
+    <w:rsid w:val="00037417"/>
+    <w:rsid w:val="000374D5"/>
+    <w:rsid w:val="00044929"/>
+    <w:rsid w:val="00073C39"/>
+    <w:rsid w:val="00095249"/>
+    <w:rsid w:val="000A0762"/>
+    <w:rsid w:val="000B4A15"/>
+    <w:rsid w:val="000B61C3"/>
+    <w:rsid w:val="000C3C79"/>
+    <w:rsid w:val="000C3D87"/>
+    <w:rsid w:val="000D007A"/>
+    <w:rsid w:val="000E3283"/>
+    <w:rsid w:val="000E662D"/>
+    <w:rsid w:val="000E7835"/>
+    <w:rsid w:val="000E7CD5"/>
+    <w:rsid w:val="000F14EC"/>
+    <w:rsid w:val="000F69FD"/>
+    <w:rsid w:val="00107F19"/>
+    <w:rsid w:val="0011712C"/>
+    <w:rsid w:val="001222AA"/>
+    <w:rsid w:val="00123C44"/>
+    <w:rsid w:val="00131DAD"/>
+    <w:rsid w:val="00134534"/>
+    <w:rsid w:val="00173FF5"/>
+    <w:rsid w:val="001834BA"/>
+    <w:rsid w:val="00192CC0"/>
+    <w:rsid w:val="001A09D5"/>
+    <w:rsid w:val="001A2497"/>
+    <w:rsid w:val="001B5EF4"/>
+    <w:rsid w:val="001C0009"/>
+    <w:rsid w:val="001D1717"/>
+    <w:rsid w:val="001E7941"/>
+    <w:rsid w:val="001F0AF2"/>
+    <w:rsid w:val="001F32AE"/>
+    <w:rsid w:val="00202D7B"/>
+    <w:rsid w:val="0020304E"/>
+    <w:rsid w:val="002145F2"/>
+    <w:rsid w:val="00226531"/>
+    <w:rsid w:val="00234D68"/>
+    <w:rsid w:val="00245081"/>
+    <w:rsid w:val="002502BD"/>
+    <w:rsid w:val="002542E8"/>
+    <w:rsid w:val="00254BBA"/>
+    <w:rsid w:val="00255F21"/>
+    <w:rsid w:val="00266BBC"/>
+    <w:rsid w:val="002730CC"/>
+    <w:rsid w:val="002936C7"/>
+    <w:rsid w:val="002943CC"/>
+    <w:rsid w:val="002979A7"/>
+    <w:rsid w:val="002A6963"/>
+    <w:rsid w:val="002A6AE6"/>
+    <w:rsid w:val="002D1519"/>
+    <w:rsid w:val="002D61C9"/>
+    <w:rsid w:val="002E0311"/>
+    <w:rsid w:val="00313AEF"/>
+    <w:rsid w:val="00332D28"/>
+    <w:rsid w:val="00332E6E"/>
+    <w:rsid w:val="00335E59"/>
+    <w:rsid w:val="003433B8"/>
+    <w:rsid w:val="003457DE"/>
+    <w:rsid w:val="00353FDC"/>
+    <w:rsid w:val="00355F63"/>
+    <w:rsid w:val="0035652B"/>
+    <w:rsid w:val="00357041"/>
+    <w:rsid w:val="0037484E"/>
+    <w:rsid w:val="003765A3"/>
+    <w:rsid w:val="003816EA"/>
+    <w:rsid w:val="00387845"/>
+    <w:rsid w:val="00387C14"/>
+    <w:rsid w:val="00387CE5"/>
+    <w:rsid w:val="003A01BF"/>
+    <w:rsid w:val="003B531F"/>
+    <w:rsid w:val="003D47A7"/>
+    <w:rsid w:val="003D7E8E"/>
+    <w:rsid w:val="003E596F"/>
+    <w:rsid w:val="0040262C"/>
+    <w:rsid w:val="00403ED5"/>
+    <w:rsid w:val="004206C0"/>
+    <w:rsid w:val="004341A3"/>
+    <w:rsid w:val="00454024"/>
+    <w:rsid w:val="00472609"/>
+    <w:rsid w:val="00473ABF"/>
+    <w:rsid w:val="004964C7"/>
+    <w:rsid w:val="004A6BDA"/>
+    <w:rsid w:val="004B6E94"/>
+    <w:rsid w:val="004B7B8B"/>
+    <w:rsid w:val="004D7D14"/>
+    <w:rsid w:val="004F0052"/>
+    <w:rsid w:val="00501ED4"/>
+    <w:rsid w:val="00513824"/>
+    <w:rsid w:val="00514B79"/>
+    <w:rsid w:val="00517734"/>
+    <w:rsid w:val="0052060F"/>
+    <w:rsid w:val="0052117B"/>
+    <w:rsid w:val="005358CE"/>
+    <w:rsid w:val="0053680C"/>
+    <w:rsid w:val="00537919"/>
+    <w:rsid w:val="00546B4B"/>
+    <w:rsid w:val="00575831"/>
+    <w:rsid w:val="005A19FD"/>
+    <w:rsid w:val="005A7E2D"/>
+    <w:rsid w:val="005C0222"/>
+    <w:rsid w:val="005C21C2"/>
+    <w:rsid w:val="005C6064"/>
+    <w:rsid w:val="005C63EE"/>
+    <w:rsid w:val="005D4F15"/>
+    <w:rsid w:val="005E11DE"/>
+    <w:rsid w:val="005F22A4"/>
+    <w:rsid w:val="0060152F"/>
+    <w:rsid w:val="00601D9D"/>
+    <w:rsid w:val="006061E8"/>
+    <w:rsid w:val="006170F0"/>
+    <w:rsid w:val="00624A0B"/>
+    <w:rsid w:val="00624B6E"/>
+    <w:rsid w:val="006315AD"/>
+    <w:rsid w:val="00635180"/>
+    <w:rsid w:val="00644755"/>
+    <w:rsid w:val="00687A30"/>
+    <w:rsid w:val="00696056"/>
+    <w:rsid w:val="006A2AE7"/>
+    <w:rsid w:val="006B715E"/>
+    <w:rsid w:val="006C5D99"/>
+    <w:rsid w:val="006D048F"/>
+    <w:rsid w:val="006D14D3"/>
+    <w:rsid w:val="006D1D93"/>
+    <w:rsid w:val="006E1C00"/>
+    <w:rsid w:val="006E26AC"/>
+    <w:rsid w:val="006F5386"/>
+    <w:rsid w:val="006F693A"/>
+    <w:rsid w:val="007036D5"/>
+    <w:rsid w:val="00706AEB"/>
+    <w:rsid w:val="007454CD"/>
+    <w:rsid w:val="00746B19"/>
+    <w:rsid w:val="00752E77"/>
+    <w:rsid w:val="0076260E"/>
+    <w:rsid w:val="0076402A"/>
+    <w:rsid w:val="007703FA"/>
+    <w:rsid w:val="007777CD"/>
+    <w:rsid w:val="007812F2"/>
+    <w:rsid w:val="00782A15"/>
+    <w:rsid w:val="0078458D"/>
+    <w:rsid w:val="007865B3"/>
+    <w:rsid w:val="00790B39"/>
+    <w:rsid w:val="007A70AE"/>
+    <w:rsid w:val="007B57A6"/>
+    <w:rsid w:val="007B638E"/>
+    <w:rsid w:val="007C0CB1"/>
+    <w:rsid w:val="007C1D0C"/>
+    <w:rsid w:val="007E1D40"/>
+    <w:rsid w:val="007E372E"/>
+    <w:rsid w:val="007F0A59"/>
+    <w:rsid w:val="007F6C88"/>
+    <w:rsid w:val="00801A7C"/>
+    <w:rsid w:val="0081115A"/>
+    <w:rsid w:val="00817D7A"/>
+    <w:rsid w:val="00832912"/>
+    <w:rsid w:val="0084754D"/>
+    <w:rsid w:val="00853446"/>
+    <w:rsid w:val="00862FCF"/>
+    <w:rsid w:val="008817A6"/>
+    <w:rsid w:val="00891162"/>
+    <w:rsid w:val="00892817"/>
+    <w:rsid w:val="008A5842"/>
+    <w:rsid w:val="008B68D6"/>
+    <w:rsid w:val="008D3CC0"/>
+    <w:rsid w:val="008E2AC8"/>
+    <w:rsid w:val="008E596C"/>
+    <w:rsid w:val="008F602D"/>
+    <w:rsid w:val="00904BE5"/>
+    <w:rsid w:val="00905BFB"/>
+    <w:rsid w:val="00934004"/>
+    <w:rsid w:val="00936996"/>
+    <w:rsid w:val="00946ECA"/>
+    <w:rsid w:val="009476C2"/>
+    <w:rsid w:val="00951240"/>
+    <w:rsid w:val="00952F87"/>
+    <w:rsid w:val="00955396"/>
+    <w:rsid w:val="00966489"/>
+    <w:rsid w:val="00971FA3"/>
+    <w:rsid w:val="00973871"/>
+    <w:rsid w:val="00984224"/>
+    <w:rsid w:val="009903E9"/>
+    <w:rsid w:val="00994ACC"/>
+    <w:rsid w:val="0099512F"/>
+    <w:rsid w:val="00995D78"/>
+    <w:rsid w:val="009A104A"/>
+    <w:rsid w:val="009A5C21"/>
+    <w:rsid w:val="009B266F"/>
+    <w:rsid w:val="009B6A50"/>
+    <w:rsid w:val="009C0F92"/>
+    <w:rsid w:val="009C2236"/>
+    <w:rsid w:val="009C38AC"/>
+    <w:rsid w:val="009C5249"/>
+    <w:rsid w:val="009E3FAF"/>
+    <w:rsid w:val="009E5277"/>
+    <w:rsid w:val="009E6978"/>
+    <w:rsid w:val="00A10317"/>
+    <w:rsid w:val="00A26049"/>
+    <w:rsid w:val="00A305F3"/>
+    <w:rsid w:val="00A40F33"/>
+    <w:rsid w:val="00A442EC"/>
+    <w:rsid w:val="00A455AE"/>
+    <w:rsid w:val="00A45867"/>
+    <w:rsid w:val="00A4656A"/>
+    <w:rsid w:val="00A4730E"/>
+    <w:rsid w:val="00A53C54"/>
+    <w:rsid w:val="00A62661"/>
+    <w:rsid w:val="00A8041C"/>
+    <w:rsid w:val="00A94830"/>
+    <w:rsid w:val="00A961E4"/>
+    <w:rsid w:val="00AA11A0"/>
+    <w:rsid w:val="00AA1603"/>
+    <w:rsid w:val="00AA7C73"/>
+    <w:rsid w:val="00AC336B"/>
+    <w:rsid w:val="00AC399E"/>
+    <w:rsid w:val="00AC7243"/>
+    <w:rsid w:val="00AD768A"/>
+    <w:rsid w:val="00AF60A0"/>
+    <w:rsid w:val="00B05C83"/>
+    <w:rsid w:val="00B252F8"/>
+    <w:rsid w:val="00B25C2B"/>
+    <w:rsid w:val="00B264C3"/>
+    <w:rsid w:val="00B27825"/>
+    <w:rsid w:val="00B32515"/>
+    <w:rsid w:val="00B41FBD"/>
+    <w:rsid w:val="00B50E0A"/>
+    <w:rsid w:val="00B532A9"/>
+    <w:rsid w:val="00B5609E"/>
+    <w:rsid w:val="00B66C3C"/>
+    <w:rsid w:val="00B7095C"/>
+    <w:rsid w:val="00B742F5"/>
+    <w:rsid w:val="00B74730"/>
+    <w:rsid w:val="00B75E0A"/>
+    <w:rsid w:val="00B9039A"/>
+    <w:rsid w:val="00B91652"/>
+    <w:rsid w:val="00B93FEE"/>
+    <w:rsid w:val="00BA1B96"/>
+    <w:rsid w:val="00BB0930"/>
+    <w:rsid w:val="00BC3990"/>
+    <w:rsid w:val="00BD5C22"/>
+    <w:rsid w:val="00BF34DE"/>
+    <w:rsid w:val="00C10007"/>
+    <w:rsid w:val="00C20429"/>
+    <w:rsid w:val="00C231B1"/>
+    <w:rsid w:val="00C23685"/>
+    <w:rsid w:val="00C328AE"/>
+    <w:rsid w:val="00C330A6"/>
+    <w:rsid w:val="00C40BEF"/>
+    <w:rsid w:val="00C46166"/>
+    <w:rsid w:val="00C5014B"/>
+    <w:rsid w:val="00C51E01"/>
+    <w:rsid w:val="00C55BC9"/>
+    <w:rsid w:val="00C672E9"/>
+    <w:rsid w:val="00C70620"/>
+    <w:rsid w:val="00C93E40"/>
+    <w:rsid w:val="00CA2727"/>
+    <w:rsid w:val="00CB0DBF"/>
+    <w:rsid w:val="00CD1258"/>
+    <w:rsid w:val="00CD58CA"/>
+    <w:rsid w:val="00CE078D"/>
+    <w:rsid w:val="00CF43F7"/>
+    <w:rsid w:val="00D14A6A"/>
+    <w:rsid w:val="00D14A81"/>
+    <w:rsid w:val="00D14D8A"/>
+    <w:rsid w:val="00D178D6"/>
+    <w:rsid w:val="00D46A8F"/>
+    <w:rsid w:val="00D840AD"/>
+    <w:rsid w:val="00D911DF"/>
+    <w:rsid w:val="00DE7474"/>
+    <w:rsid w:val="00DF020E"/>
+    <w:rsid w:val="00DF2085"/>
+    <w:rsid w:val="00E13272"/>
+    <w:rsid w:val="00E13C4F"/>
+    <w:rsid w:val="00E258D8"/>
+    <w:rsid w:val="00E565FF"/>
+    <w:rsid w:val="00E606C8"/>
+    <w:rsid w:val="00E64317"/>
+    <w:rsid w:val="00E70C7D"/>
+    <w:rsid w:val="00E7311F"/>
+    <w:rsid w:val="00E81D04"/>
+    <w:rsid w:val="00E8207A"/>
+    <w:rsid w:val="00E825F1"/>
+    <w:rsid w:val="00E87384"/>
+    <w:rsid w:val="00E9645F"/>
+    <w:rsid w:val="00E97A44"/>
+    <w:rsid w:val="00EC3A56"/>
+    <w:rsid w:val="00ED32CF"/>
+    <w:rsid w:val="00EF0E74"/>
+    <w:rsid w:val="00F20AD7"/>
+    <w:rsid w:val="00F246AD"/>
+    <w:rsid w:val="00F2534A"/>
+    <w:rsid w:val="00F83073"/>
+    <w:rsid w:val="00F95437"/>
+    <w:rsid w:val="00FA3161"/>
+    <w:rsid w:val="00FA779C"/>
+    <w:rsid w:val="00FA7822"/>
+    <w:rsid w:val="00FA7F31"/>
+    <w:rsid w:val="00FB2B28"/>
+    <w:rsid w:val="00FC535C"/>
+    <w:rsid w:val="00FD0728"/>
+    <w:rsid w:val="00FE20E3"/>
+    <w:rsid w:val="00FF034F"/>
+    <w:rsid w:val="00FF0EAD"/>
+  </w:rsids>
+  <m:mathPr>
+    <m:mathFont m:val="Cambria Math"/>
+    <m:brkBin m:val="before"/>
+    <m:brkBinSub m:val="--"/>
+    <m:smallFrac m:val="0"/>
+    <m:dispDef/>
+    <m:lMargin m:val="0"/>
+    <m:rMargin m:val="0"/>
+    <m:defJc m:val="centerGroup"/>
+    <m:wrapIndent m:val="1440"/>
+    <m:intLim m:val="subSup"/>
+    <m:naryLim m:val="undOvr"/>
+  </m:mathPr>
+  <w:themeFontLang w:val="en-US"/>
+  <w:clrSchemeMapping w:bg1="light1" w:t1="dark1" w:bg2="light2" w:t2="dark2" w:accent1="accent1" w:accent2="accent2" w:accent3="accent3" w:accent4="accent4" w:accent5="accent5" w:accent6="accent6" w:hyperlink="hyperlink" w:followedHyperlink="followedHyperlink"/>
+  <w:shapeDefaults>
+    <o:shapedefaults v:ext="edit" spidmax="2049"/>
+    <o:shapelayout v:ext="edit">
+      <o:idmap v:ext="edit" data="1"/>
+    </o:shapelayout>
+  </w:shapeDefaults>
+  <w:decimalSymbol w:val="."/>
+  <w:listSeparator w:val=","/>
+  <w14:docId w14:val="4227556C"/>
+</w:settings>
+</file>
+
+<file path=./word/styles.xml><?xml version="1.0" encoding="utf-8"?>
 <w:styles xmlns:mc="http://schemas.openxmlformats.org/markup-compatibility/2006" xmlns:r="http://schemas.openxmlformats.org/officeDocument/2006/relationships" xmlns:w="http://schemas.openxmlformats.org/wordprocessingml/2006/main" xmlns:w14="http://schemas.microsoft.com/office/word/2010/wordml">
   <w:docDefaults>
     <w:rPrDefault>
@@ -9443,7 +9907,7 @@
 </w:styles>
 </file>
 
-<file path=word/stylesWithEffects.xml><?xml version="1.0" encoding="utf-8"?>
+<file path=./word/stylesWithEffects.xml><?xml version="1.0" encoding="utf-8"?>
 <w:styles xmlns:wpc="http://schemas.microsoft.com/office/word/2010/wordprocessingCanvas" xmlns:mc="http://schemas.openxmlformats.org/markup-compatibility/2006" xmlns:o="urn:schemas-microsoft-com:office:office" xmlns:r="http://schemas.openxmlformats.org/officeDocument/2006/relationships" xmlns:m="http://schemas.openxmlformats.org/officeDocument/2006/math" xmlns:v="urn:schemas-microsoft-com:vml" xmlns:wp14="http://schemas.microsoft.com/office/word/2010/wordprocessingDrawing" xmlns:wp="http://schemas.openxmlformats.org/drawingml/2006/wordprocessingDrawing" xmlns:w10="urn:schemas-microsoft-com:office:word" xmlns:w="http://schemas.openxmlformats.org/wordprocessingml/2006/main" xmlns:w14="http://schemas.microsoft.com/office/word/2010/wordml" xmlns:wpg="http://schemas.microsoft.com/office/word/2010/wordprocessingGroup" xmlns:wpi="http://schemas.microsoft.com/office/word/2010/wordprocessingInk" xmlns:wne="http://schemas.microsoft.com/office/word/2006/wordml" xmlns:wps="http://schemas.microsoft.com/office/word/2010/wordprocessingShape">
   <w:docDefaults>
     <w:rPrDefault>
@@ -10631,7 +11095,7 @@
 </w:styles>
 </file>
 
-<file path=word/theme/theme1.xml><?xml version="1.0" encoding="utf-8"?>
+<file path=./word/theme/theme1.xml><?xml version="1.0" encoding="utf-8"?>
 <a:theme xmlns:a="http://schemas.openxmlformats.org/drawingml/2006/main" name="Office Theme">
   <a:themeElements>
     <a:clrScheme name="Office">
@@ -10916,14 +11380,607 @@
 </a:theme>
 </file>
 
-<file path=customXml/item1.xml><?xml version="1.0" encoding="utf-8"?>
-<b:Sources xmlns:b="http://schemas.openxmlformats.org/officeDocument/2006/bibliography" xmlns="http://schemas.openxmlformats.org/officeDocument/2006/bibliography" SelectedStyle="\APA.XSL" StyleName="APA"/>
-</file>
-
-<file path=customXml/itemProps1.xml><?xml version="1.0" encoding="utf-8"?>
-<ds:datastoreItem xmlns:ds="http://schemas.openxmlformats.org/officeDocument/2006/customXml" ds:itemID="{48A20367-D9C7-483B-AFD2-B62769456A75}">
-  <ds:schemaRefs>
-    <ds:schemaRef ds:uri="http://schemas.openxmlformats.org/officeDocument/2006/bibliography"/>
-  </ds:schemaRefs>
-</ds:datastoreItem>
+<file path=./word/webSettings.xml><?xml version="1.0" encoding="utf-8"?>
+<w:webSettings xmlns:mc="http://schemas.openxmlformats.org/markup-compatibility/2006" xmlns:r="http://schemas.openxmlformats.org/officeDocument/2006/relationships" xmlns:w="http://schemas.openxmlformats.org/wordprocessingml/2006/main" xmlns:w14="http://schemas.microsoft.com/office/word/2010/wordml">
+  <w:divs>
+    <w:div w:id="311494183">
+      <w:bodyDiv w:val="1"/>
+      <w:marLeft w:val="0"/>
+      <w:marRight w:val="0"/>
+      <w:marTop w:val="0"/>
+      <w:marBottom w:val="0"/>
+      <w:divBdr>
+        <w:top w:val="none" w:sz="0" w:space="0" w:color="auto"/>
+        <w:left w:val="none" w:sz="0" w:space="0" w:color="auto"/>
+        <w:bottom w:val="none" w:sz="0" w:space="0" w:color="auto"/>
+        <w:right w:val="none" w:sz="0" w:space="0" w:color="auto"/>
+      </w:divBdr>
+    </w:div>
+    <w:div w:id="507255087">
+      <w:bodyDiv w:val="1"/>
+      <w:marLeft w:val="0"/>
+      <w:marRight w:val="0"/>
+      <w:marTop w:val="0"/>
+      <w:marBottom w:val="0"/>
+      <w:divBdr>
+        <w:top w:val="none" w:sz="0" w:space="0" w:color="auto"/>
+        <w:left w:val="none" w:sz="0" w:space="0" w:color="auto"/>
+        <w:bottom w:val="none" w:sz="0" w:space="0" w:color="auto"/>
+        <w:right w:val="none" w:sz="0" w:space="0" w:color="auto"/>
+      </w:divBdr>
+    </w:div>
+    <w:div w:id="571811130">
+      <w:bodyDiv w:val="1"/>
+      <w:marLeft w:val="0"/>
+      <w:marRight w:val="0"/>
+      <w:marTop w:val="0"/>
+      <w:marBottom w:val="0"/>
+      <w:divBdr>
+        <w:top w:val="none" w:sz="0" w:space="0" w:color="auto"/>
+        <w:left w:val="none" w:sz="0" w:space="0" w:color="auto"/>
+        <w:bottom w:val="none" w:sz="0" w:space="0" w:color="auto"/>
+        <w:right w:val="none" w:sz="0" w:space="0" w:color="auto"/>
+      </w:divBdr>
+      <w:divsChild>
+        <w:div w:id="65156051">
+          <w:marLeft w:val="0"/>
+          <w:marRight w:val="0"/>
+          <w:marTop w:val="0"/>
+          <w:marBottom w:val="0"/>
+          <w:divBdr>
+            <w:top w:val="none" w:sz="0" w:space="0" w:color="auto"/>
+            <w:left w:val="none" w:sz="0" w:space="0" w:color="auto"/>
+            <w:bottom w:val="none" w:sz="0" w:space="0" w:color="auto"/>
+            <w:right w:val="none" w:sz="0" w:space="0" w:color="auto"/>
+          </w:divBdr>
+        </w:div>
+        <w:div w:id="109712696">
+          <w:marLeft w:val="0"/>
+          <w:marRight w:val="0"/>
+          <w:marTop w:val="0"/>
+          <w:marBottom w:val="0"/>
+          <w:divBdr>
+            <w:top w:val="none" w:sz="0" w:space="0" w:color="auto"/>
+            <w:left w:val="none" w:sz="0" w:space="0" w:color="auto"/>
+            <w:bottom w:val="none" w:sz="0" w:space="0" w:color="auto"/>
+            <w:right w:val="none" w:sz="0" w:space="0" w:color="auto"/>
+          </w:divBdr>
+          <w:divsChild>
+            <w:div w:id="1267662851">
+              <w:marLeft w:val="0"/>
+              <w:marRight w:val="0"/>
+              <w:marTop w:val="0"/>
+              <w:marBottom w:val="165"/>
+              <w:divBdr>
+                <w:top w:val="none" w:sz="0" w:space="0" w:color="auto"/>
+                <w:left w:val="none" w:sz="0" w:space="0" w:color="auto"/>
+                <w:bottom w:val="none" w:sz="0" w:space="0" w:color="auto"/>
+                <w:right w:val="none" w:sz="0" w:space="0" w:color="auto"/>
+              </w:divBdr>
+            </w:div>
+          </w:divsChild>
+        </w:div>
+        <w:div w:id="740567741">
+          <w:marLeft w:val="0"/>
+          <w:marRight w:val="0"/>
+          <w:marTop w:val="165"/>
+          <w:marBottom w:val="165"/>
+          <w:divBdr>
+            <w:top w:val="none" w:sz="0" w:space="0" w:color="auto"/>
+            <w:left w:val="none" w:sz="0" w:space="0" w:color="auto"/>
+            <w:bottom w:val="none" w:sz="0" w:space="0" w:color="auto"/>
+            <w:right w:val="none" w:sz="0" w:space="0" w:color="auto"/>
+          </w:divBdr>
+          <w:divsChild>
+            <w:div w:id="1428963821">
+              <w:marLeft w:val="0"/>
+              <w:marRight w:val="0"/>
+              <w:marTop w:val="0"/>
+              <w:marBottom w:val="0"/>
+              <w:divBdr>
+                <w:top w:val="none" w:sz="0" w:space="0" w:color="auto"/>
+                <w:left w:val="none" w:sz="0" w:space="0" w:color="auto"/>
+                <w:bottom w:val="none" w:sz="0" w:space="0" w:color="auto"/>
+                <w:right w:val="none" w:sz="0" w:space="0" w:color="auto"/>
+              </w:divBdr>
+              <w:divsChild>
+                <w:div w:id="574632916">
+                  <w:marLeft w:val="0"/>
+                  <w:marRight w:val="225"/>
+                  <w:marTop w:val="0"/>
+                  <w:marBottom w:val="0"/>
+                  <w:divBdr>
+                    <w:top w:val="none" w:sz="0" w:space="0" w:color="auto"/>
+                    <w:left w:val="none" w:sz="0" w:space="0" w:color="auto"/>
+                    <w:bottom w:val="none" w:sz="0" w:space="0" w:color="auto"/>
+                    <w:right w:val="none" w:sz="0" w:space="0" w:color="auto"/>
+                  </w:divBdr>
+                </w:div>
+              </w:divsChild>
+            </w:div>
+          </w:divsChild>
+        </w:div>
+      </w:divsChild>
+    </w:div>
+    <w:div w:id="943194677">
+      <w:bodyDiv w:val="1"/>
+      <w:marLeft w:val="0"/>
+      <w:marRight w:val="0"/>
+      <w:marTop w:val="0"/>
+      <w:marBottom w:val="0"/>
+      <w:divBdr>
+        <w:top w:val="none" w:sz="0" w:space="0" w:color="auto"/>
+        <w:left w:val="none" w:sz="0" w:space="0" w:color="auto"/>
+        <w:bottom w:val="none" w:sz="0" w:space="0" w:color="auto"/>
+        <w:right w:val="none" w:sz="0" w:space="0" w:color="auto"/>
+      </w:divBdr>
+      <w:divsChild>
+        <w:div w:id="1015420841">
+          <w:marLeft w:val="0"/>
+          <w:marRight w:val="0"/>
+          <w:marTop w:val="0"/>
+          <w:marBottom w:val="0"/>
+          <w:divBdr>
+            <w:top w:val="none" w:sz="0" w:space="0" w:color="auto"/>
+            <w:left w:val="none" w:sz="0" w:space="0" w:color="auto"/>
+            <w:bottom w:val="none" w:sz="0" w:space="0" w:color="auto"/>
+            <w:right w:val="none" w:sz="0" w:space="0" w:color="auto"/>
+          </w:divBdr>
+        </w:div>
+        <w:div w:id="1232076851">
+          <w:marLeft w:val="0"/>
+          <w:marRight w:val="0"/>
+          <w:marTop w:val="165"/>
+          <w:marBottom w:val="165"/>
+          <w:divBdr>
+            <w:top w:val="none" w:sz="0" w:space="0" w:color="auto"/>
+            <w:left w:val="none" w:sz="0" w:space="0" w:color="auto"/>
+            <w:bottom w:val="none" w:sz="0" w:space="0" w:color="auto"/>
+            <w:right w:val="none" w:sz="0" w:space="0" w:color="auto"/>
+          </w:divBdr>
+          <w:divsChild>
+            <w:div w:id="1479110198">
+              <w:marLeft w:val="0"/>
+              <w:marRight w:val="0"/>
+              <w:marTop w:val="0"/>
+              <w:marBottom w:val="0"/>
+              <w:divBdr>
+                <w:top w:val="none" w:sz="0" w:space="0" w:color="auto"/>
+                <w:left w:val="none" w:sz="0" w:space="0" w:color="auto"/>
+                <w:bottom w:val="none" w:sz="0" w:space="0" w:color="auto"/>
+                <w:right w:val="none" w:sz="0" w:space="0" w:color="auto"/>
+              </w:divBdr>
+              <w:divsChild>
+                <w:div w:id="562300610">
+                  <w:marLeft w:val="0"/>
+                  <w:marRight w:val="225"/>
+                  <w:marTop w:val="0"/>
+                  <w:marBottom w:val="0"/>
+                  <w:divBdr>
+                    <w:top w:val="none" w:sz="0" w:space="0" w:color="auto"/>
+                    <w:left w:val="none" w:sz="0" w:space="0" w:color="auto"/>
+                    <w:bottom w:val="none" w:sz="0" w:space="0" w:color="auto"/>
+                    <w:right w:val="none" w:sz="0" w:space="0" w:color="auto"/>
+                  </w:divBdr>
+                </w:div>
+              </w:divsChild>
+            </w:div>
+          </w:divsChild>
+        </w:div>
+        <w:div w:id="1736969031">
+          <w:marLeft w:val="0"/>
+          <w:marRight w:val="0"/>
+          <w:marTop w:val="0"/>
+          <w:marBottom w:val="0"/>
+          <w:divBdr>
+            <w:top w:val="none" w:sz="0" w:space="0" w:color="auto"/>
+            <w:left w:val="none" w:sz="0" w:space="0" w:color="auto"/>
+            <w:bottom w:val="none" w:sz="0" w:space="0" w:color="auto"/>
+            <w:right w:val="none" w:sz="0" w:space="0" w:color="auto"/>
+          </w:divBdr>
+          <w:divsChild>
+            <w:div w:id="797798971">
+              <w:marLeft w:val="0"/>
+              <w:marRight w:val="0"/>
+              <w:marTop w:val="0"/>
+              <w:marBottom w:val="165"/>
+              <w:divBdr>
+                <w:top w:val="none" w:sz="0" w:space="0" w:color="auto"/>
+                <w:left w:val="none" w:sz="0" w:space="0" w:color="auto"/>
+                <w:bottom w:val="none" w:sz="0" w:space="0" w:color="auto"/>
+                <w:right w:val="none" w:sz="0" w:space="0" w:color="auto"/>
+              </w:divBdr>
+            </w:div>
+          </w:divsChild>
+        </w:div>
+      </w:divsChild>
+    </w:div>
+    <w:div w:id="952008566">
+      <w:bodyDiv w:val="1"/>
+      <w:marLeft w:val="0"/>
+      <w:marRight w:val="0"/>
+      <w:marTop w:val="0"/>
+      <w:marBottom w:val="0"/>
+      <w:divBdr>
+        <w:top w:val="none" w:sz="0" w:space="0" w:color="auto"/>
+        <w:left w:val="none" w:sz="0" w:space="0" w:color="auto"/>
+        <w:bottom w:val="none" w:sz="0" w:space="0" w:color="auto"/>
+        <w:right w:val="none" w:sz="0" w:space="0" w:color="auto"/>
+      </w:divBdr>
+    </w:div>
+    <w:div w:id="1005326576">
+      <w:bodyDiv w:val="1"/>
+      <w:marLeft w:val="0"/>
+      <w:marRight w:val="0"/>
+      <w:marTop w:val="0"/>
+      <w:marBottom w:val="0"/>
+      <w:divBdr>
+        <w:top w:val="none" w:sz="0" w:space="0" w:color="auto"/>
+        <w:left w:val="none" w:sz="0" w:space="0" w:color="auto"/>
+        <w:bottom w:val="none" w:sz="0" w:space="0" w:color="auto"/>
+        <w:right w:val="none" w:sz="0" w:space="0" w:color="auto"/>
+      </w:divBdr>
+    </w:div>
+    <w:div w:id="1101682361">
+      <w:bodyDiv w:val="1"/>
+      <w:marLeft w:val="0"/>
+      <w:marRight w:val="0"/>
+      <w:marTop w:val="0"/>
+      <w:marBottom w:val="0"/>
+      <w:divBdr>
+        <w:top w:val="none" w:sz="0" w:space="0" w:color="auto"/>
+        <w:left w:val="none" w:sz="0" w:space="0" w:color="auto"/>
+        <w:bottom w:val="none" w:sz="0" w:space="0" w:color="auto"/>
+        <w:right w:val="none" w:sz="0" w:space="0" w:color="auto"/>
+      </w:divBdr>
+      <w:divsChild>
+        <w:div w:id="192764706">
+          <w:marLeft w:val="0"/>
+          <w:marRight w:val="0"/>
+          <w:marTop w:val="0"/>
+          <w:marBottom w:val="0"/>
+          <w:divBdr>
+            <w:top w:val="none" w:sz="0" w:space="0" w:color="auto"/>
+            <w:left w:val="none" w:sz="0" w:space="0" w:color="auto"/>
+            <w:bottom w:val="none" w:sz="0" w:space="0" w:color="auto"/>
+            <w:right w:val="none" w:sz="0" w:space="0" w:color="auto"/>
+          </w:divBdr>
+        </w:div>
+        <w:div w:id="433474444">
+          <w:marLeft w:val="0"/>
+          <w:marRight w:val="0"/>
+          <w:marTop w:val="0"/>
+          <w:marBottom w:val="0"/>
+          <w:divBdr>
+            <w:top w:val="none" w:sz="0" w:space="0" w:color="auto"/>
+            <w:left w:val="none" w:sz="0" w:space="0" w:color="auto"/>
+            <w:bottom w:val="none" w:sz="0" w:space="0" w:color="auto"/>
+            <w:right w:val="none" w:sz="0" w:space="0" w:color="auto"/>
+          </w:divBdr>
+        </w:div>
+        <w:div w:id="561136173">
+          <w:marLeft w:val="0"/>
+          <w:marRight w:val="0"/>
+          <w:marTop w:val="0"/>
+          <w:marBottom w:val="0"/>
+          <w:divBdr>
+            <w:top w:val="none" w:sz="0" w:space="0" w:color="auto"/>
+            <w:left w:val="none" w:sz="0" w:space="0" w:color="auto"/>
+            <w:bottom w:val="none" w:sz="0" w:space="0" w:color="auto"/>
+            <w:right w:val="none" w:sz="0" w:space="0" w:color="auto"/>
+          </w:divBdr>
+        </w:div>
+        <w:div w:id="669792707">
+          <w:marLeft w:val="0"/>
+          <w:marRight w:val="0"/>
+          <w:marTop w:val="0"/>
+          <w:marBottom w:val="0"/>
+          <w:divBdr>
+            <w:top w:val="none" w:sz="0" w:space="0" w:color="auto"/>
+            <w:left w:val="none" w:sz="0" w:space="0" w:color="auto"/>
+            <w:bottom w:val="none" w:sz="0" w:space="0" w:color="auto"/>
+            <w:right w:val="none" w:sz="0" w:space="0" w:color="auto"/>
+          </w:divBdr>
+        </w:div>
+        <w:div w:id="719596951">
+          <w:marLeft w:val="0"/>
+          <w:marRight w:val="0"/>
+          <w:marTop w:val="0"/>
+          <w:marBottom w:val="0"/>
+          <w:divBdr>
+            <w:top w:val="none" w:sz="0" w:space="0" w:color="auto"/>
+            <w:left w:val="none" w:sz="0" w:space="0" w:color="auto"/>
+            <w:bottom w:val="none" w:sz="0" w:space="0" w:color="auto"/>
+            <w:right w:val="none" w:sz="0" w:space="0" w:color="auto"/>
+          </w:divBdr>
+        </w:div>
+        <w:div w:id="1111514827">
+          <w:marLeft w:val="0"/>
+          <w:marRight w:val="0"/>
+          <w:marTop w:val="0"/>
+          <w:marBottom w:val="0"/>
+          <w:divBdr>
+            <w:top w:val="none" w:sz="0" w:space="0" w:color="auto"/>
+            <w:left w:val="none" w:sz="0" w:space="0" w:color="auto"/>
+            <w:bottom w:val="none" w:sz="0" w:space="0" w:color="auto"/>
+            <w:right w:val="none" w:sz="0" w:space="0" w:color="auto"/>
+          </w:divBdr>
+        </w:div>
+        <w:div w:id="1148089912">
+          <w:marLeft w:val="0"/>
+          <w:marRight w:val="0"/>
+          <w:marTop w:val="0"/>
+          <w:marBottom w:val="0"/>
+          <w:divBdr>
+            <w:top w:val="none" w:sz="0" w:space="0" w:color="auto"/>
+            <w:left w:val="none" w:sz="0" w:space="0" w:color="auto"/>
+            <w:bottom w:val="none" w:sz="0" w:space="0" w:color="auto"/>
+            <w:right w:val="none" w:sz="0" w:space="0" w:color="auto"/>
+          </w:divBdr>
+        </w:div>
+        <w:div w:id="1432315924">
+          <w:marLeft w:val="0"/>
+          <w:marRight w:val="0"/>
+          <w:marTop w:val="0"/>
+          <w:marBottom w:val="0"/>
+          <w:divBdr>
+            <w:top w:val="none" w:sz="0" w:space="0" w:color="auto"/>
+            <w:left w:val="none" w:sz="0" w:space="0" w:color="auto"/>
+            <w:bottom w:val="none" w:sz="0" w:space="0" w:color="auto"/>
+            <w:right w:val="none" w:sz="0" w:space="0" w:color="auto"/>
+          </w:divBdr>
+        </w:div>
+        <w:div w:id="1467772679">
+          <w:marLeft w:val="0"/>
+          <w:marRight w:val="0"/>
+          <w:marTop w:val="0"/>
+          <w:marBottom w:val="0"/>
+          <w:divBdr>
+            <w:top w:val="none" w:sz="0" w:space="0" w:color="auto"/>
+            <w:left w:val="none" w:sz="0" w:space="0" w:color="auto"/>
+            <w:bottom w:val="none" w:sz="0" w:space="0" w:color="auto"/>
+            <w:right w:val="none" w:sz="0" w:space="0" w:color="auto"/>
+          </w:divBdr>
+        </w:div>
+        <w:div w:id="1470632163">
+          <w:marLeft w:val="0"/>
+          <w:marRight w:val="0"/>
+          <w:marTop w:val="0"/>
+          <w:marBottom w:val="0"/>
+          <w:divBdr>
+            <w:top w:val="none" w:sz="0" w:space="0" w:color="auto"/>
+            <w:left w:val="none" w:sz="0" w:space="0" w:color="auto"/>
+            <w:bottom w:val="none" w:sz="0" w:space="0" w:color="auto"/>
+            <w:right w:val="none" w:sz="0" w:space="0" w:color="auto"/>
+          </w:divBdr>
+        </w:div>
+        <w:div w:id="1539970748">
+          <w:marLeft w:val="0"/>
+          <w:marRight w:val="0"/>
+          <w:marTop w:val="0"/>
+          <w:marBottom w:val="0"/>
+          <w:divBdr>
+            <w:top w:val="none" w:sz="0" w:space="0" w:color="auto"/>
+            <w:left w:val="none" w:sz="0" w:space="0" w:color="auto"/>
+            <w:bottom w:val="none" w:sz="0" w:space="0" w:color="auto"/>
+            <w:right w:val="none" w:sz="0" w:space="0" w:color="auto"/>
+          </w:divBdr>
+        </w:div>
+        <w:div w:id="1617907659">
+          <w:marLeft w:val="0"/>
+          <w:marRight w:val="0"/>
+          <w:marTop w:val="0"/>
+          <w:marBottom w:val="0"/>
+          <w:divBdr>
+            <w:top w:val="none" w:sz="0" w:space="0" w:color="auto"/>
+            <w:left w:val="none" w:sz="0" w:space="0" w:color="auto"/>
+            <w:bottom w:val="none" w:sz="0" w:space="0" w:color="auto"/>
+            <w:right w:val="none" w:sz="0" w:space="0" w:color="auto"/>
+          </w:divBdr>
+        </w:div>
+        <w:div w:id="1729261556">
+          <w:marLeft w:val="0"/>
+          <w:marRight w:val="0"/>
+          <w:marTop w:val="0"/>
+          <w:marBottom w:val="0"/>
+          <w:divBdr>
+            <w:top w:val="none" w:sz="0" w:space="0" w:color="auto"/>
+            <w:left w:val="none" w:sz="0" w:space="0" w:color="auto"/>
+            <w:bottom w:val="none" w:sz="0" w:space="0" w:color="auto"/>
+            <w:right w:val="none" w:sz="0" w:space="0" w:color="auto"/>
+          </w:divBdr>
+        </w:div>
+        <w:div w:id="1769277051">
+          <w:marLeft w:val="0"/>
+          <w:marRight w:val="0"/>
+          <w:marTop w:val="0"/>
+          <w:marBottom w:val="0"/>
+          <w:divBdr>
+            <w:top w:val="none" w:sz="0" w:space="0" w:color="auto"/>
+            <w:left w:val="none" w:sz="0" w:space="0" w:color="auto"/>
+            <w:bottom w:val="none" w:sz="0" w:space="0" w:color="auto"/>
+            <w:right w:val="none" w:sz="0" w:space="0" w:color="auto"/>
+          </w:divBdr>
+        </w:div>
+        <w:div w:id="2004969255">
+          <w:marLeft w:val="0"/>
+          <w:marRight w:val="0"/>
+          <w:marTop w:val="0"/>
+          <w:marBottom w:val="0"/>
+          <w:divBdr>
+            <w:top w:val="none" w:sz="0" w:space="0" w:color="auto"/>
+            <w:left w:val="none" w:sz="0" w:space="0" w:color="auto"/>
+            <w:bottom w:val="none" w:sz="0" w:space="0" w:color="auto"/>
+            <w:right w:val="none" w:sz="0" w:space="0" w:color="auto"/>
+          </w:divBdr>
+        </w:div>
+        <w:div w:id="2097553452">
+          <w:marLeft w:val="0"/>
+          <w:marRight w:val="0"/>
+          <w:marTop w:val="0"/>
+          <w:marBottom w:val="0"/>
+          <w:divBdr>
+            <w:top w:val="none" w:sz="0" w:space="0" w:color="auto"/>
+            <w:left w:val="none" w:sz="0" w:space="0" w:color="auto"/>
+            <w:bottom w:val="none" w:sz="0" w:space="0" w:color="auto"/>
+            <w:right w:val="none" w:sz="0" w:space="0" w:color="auto"/>
+          </w:divBdr>
+        </w:div>
+      </w:divsChild>
+    </w:div>
+    <w:div w:id="1108549276">
+      <w:bodyDiv w:val="1"/>
+      <w:marLeft w:val="0"/>
+      <w:marRight w:val="0"/>
+      <w:marTop w:val="0"/>
+      <w:marBottom w:val="0"/>
+      <w:divBdr>
+        <w:top w:val="none" w:sz="0" w:space="0" w:color="auto"/>
+        <w:left w:val="none" w:sz="0" w:space="0" w:color="auto"/>
+        <w:bottom w:val="none" w:sz="0" w:space="0" w:color="auto"/>
+        <w:right w:val="none" w:sz="0" w:space="0" w:color="auto"/>
+      </w:divBdr>
+      <w:divsChild>
+        <w:div w:id="302126246">
+          <w:marLeft w:val="0"/>
+          <w:marRight w:val="0"/>
+          <w:marTop w:val="0"/>
+          <w:marBottom w:val="0"/>
+          <w:divBdr>
+            <w:top w:val="none" w:sz="0" w:space="0" w:color="auto"/>
+            <w:left w:val="none" w:sz="0" w:space="0" w:color="auto"/>
+            <w:bottom w:val="none" w:sz="0" w:space="0" w:color="auto"/>
+            <w:right w:val="none" w:sz="0" w:space="0" w:color="auto"/>
+          </w:divBdr>
+        </w:div>
+        <w:div w:id="907761122">
+          <w:marLeft w:val="0"/>
+          <w:marRight w:val="0"/>
+          <w:marTop w:val="0"/>
+          <w:marBottom w:val="0"/>
+          <w:divBdr>
+            <w:top w:val="none" w:sz="0" w:space="0" w:color="auto"/>
+            <w:left w:val="none" w:sz="0" w:space="0" w:color="auto"/>
+            <w:bottom w:val="none" w:sz="0" w:space="0" w:color="auto"/>
+            <w:right w:val="none" w:sz="0" w:space="0" w:color="auto"/>
+          </w:divBdr>
+        </w:div>
+        <w:div w:id="935788950">
+          <w:marLeft w:val="0"/>
+          <w:marRight w:val="0"/>
+          <w:marTop w:val="0"/>
+          <w:marBottom w:val="0"/>
+          <w:divBdr>
+            <w:top w:val="none" w:sz="0" w:space="0" w:color="auto"/>
+            <w:left w:val="none" w:sz="0" w:space="0" w:color="auto"/>
+            <w:bottom w:val="none" w:sz="0" w:space="0" w:color="auto"/>
+            <w:right w:val="none" w:sz="0" w:space="0" w:color="auto"/>
+          </w:divBdr>
+        </w:div>
+        <w:div w:id="1027214201">
+          <w:marLeft w:val="0"/>
+          <w:marRight w:val="0"/>
+          <w:marTop w:val="0"/>
+          <w:marBottom w:val="0"/>
+          <w:divBdr>
+            <w:top w:val="none" w:sz="0" w:space="0" w:color="auto"/>
+            <w:left w:val="none" w:sz="0" w:space="0" w:color="auto"/>
+            <w:bottom w:val="none" w:sz="0" w:space="0" w:color="auto"/>
+            <w:right w:val="none" w:sz="0" w:space="0" w:color="auto"/>
+          </w:divBdr>
+        </w:div>
+        <w:div w:id="1506703578">
+          <w:marLeft w:val="0"/>
+          <w:marRight w:val="0"/>
+          <w:marTop w:val="0"/>
+          <w:marBottom w:val="0"/>
+          <w:divBdr>
+            <w:top w:val="none" w:sz="0" w:space="0" w:color="auto"/>
+            <w:left w:val="none" w:sz="0" w:space="0" w:color="auto"/>
+            <w:bottom w:val="none" w:sz="0" w:space="0" w:color="auto"/>
+            <w:right w:val="none" w:sz="0" w:space="0" w:color="auto"/>
+          </w:divBdr>
+        </w:div>
+        <w:div w:id="1836720639">
+          <w:marLeft w:val="0"/>
+          <w:marRight w:val="0"/>
+          <w:marTop w:val="0"/>
+          <w:marBottom w:val="0"/>
+          <w:divBdr>
+            <w:top w:val="none" w:sz="0" w:space="0" w:color="auto"/>
+            <w:left w:val="none" w:sz="0" w:space="0" w:color="auto"/>
+            <w:bottom w:val="none" w:sz="0" w:space="0" w:color="auto"/>
+            <w:right w:val="none" w:sz="0" w:space="0" w:color="auto"/>
+          </w:divBdr>
+        </w:div>
+        <w:div w:id="2093312241">
+          <w:marLeft w:val="0"/>
+          <w:marRight w:val="0"/>
+          <w:marTop w:val="0"/>
+          <w:marBottom w:val="0"/>
+          <w:divBdr>
+            <w:top w:val="none" w:sz="0" w:space="0" w:color="auto"/>
+            <w:left w:val="none" w:sz="0" w:space="0" w:color="auto"/>
+            <w:bottom w:val="none" w:sz="0" w:space="0" w:color="auto"/>
+            <w:right w:val="none" w:sz="0" w:space="0" w:color="auto"/>
+          </w:divBdr>
+        </w:div>
+        <w:div w:id="2114085371">
+          <w:marLeft w:val="0"/>
+          <w:marRight w:val="0"/>
+          <w:marTop w:val="0"/>
+          <w:marBottom w:val="0"/>
+          <w:divBdr>
+            <w:top w:val="none" w:sz="0" w:space="0" w:color="auto"/>
+            <w:left w:val="none" w:sz="0" w:space="0" w:color="auto"/>
+            <w:bottom w:val="none" w:sz="0" w:space="0" w:color="auto"/>
+            <w:right w:val="none" w:sz="0" w:space="0" w:color="auto"/>
+          </w:divBdr>
+        </w:div>
+      </w:divsChild>
+    </w:div>
+    <w:div w:id="1687904816">
+      <w:bodyDiv w:val="1"/>
+      <w:marLeft w:val="0"/>
+      <w:marRight w:val="0"/>
+      <w:marTop w:val="0"/>
+      <w:marBottom w:val="0"/>
+      <w:divBdr>
+        <w:top w:val="none" w:sz="0" w:space="0" w:color="auto"/>
+        <w:left w:val="none" w:sz="0" w:space="0" w:color="auto"/>
+        <w:bottom w:val="none" w:sz="0" w:space="0" w:color="auto"/>
+        <w:right w:val="none" w:sz="0" w:space="0" w:color="auto"/>
+      </w:divBdr>
+    </w:div>
+    <w:div w:id="1812749214">
+      <w:bodyDiv w:val="1"/>
+      <w:marLeft w:val="0"/>
+      <w:marRight w:val="0"/>
+      <w:marTop w:val="0"/>
+      <w:marBottom w:val="0"/>
+      <w:divBdr>
+        <w:top w:val="none" w:sz="0" w:space="0" w:color="auto"/>
+        <w:left w:val="none" w:sz="0" w:space="0" w:color="auto"/>
+        <w:bottom w:val="none" w:sz="0" w:space="0" w:color="auto"/>
+        <w:right w:val="none" w:sz="0" w:space="0" w:color="auto"/>
+      </w:divBdr>
+    </w:div>
+    <w:div w:id="2015298587">
+      <w:bodyDiv w:val="1"/>
+      <w:marLeft w:val="0"/>
+      <w:marRight w:val="0"/>
+      <w:marTop w:val="0"/>
+      <w:marBottom w:val="0"/>
+      <w:divBdr>
+        <w:top w:val="none" w:sz="0" w:space="0" w:color="auto"/>
+        <w:left w:val="none" w:sz="0" w:space="0" w:color="auto"/>
+        <w:bottom w:val="none" w:sz="0" w:space="0" w:color="auto"/>
+        <w:right w:val="none" w:sz="0" w:space="0" w:color="auto"/>
+      </w:divBdr>
+    </w:div>
+  </w:divs>
+  <w:optimizeForBrowser/>
+  <w:relyOnVML/>
+  <w:allowPNG/>
+</w:webSettings>
 </file>
--- a/skills/phong-dieu-duong/assets/mau-truyen-thong-gdsk.docx
+++ b/skills/phong-dieu-duong/assets/mau-truyen-thong-gdsk.docx
@@ -1,88 +1,5 @@
 
-<file path=./[Content_Types].xml><?xml version="1.0" encoding="utf-8"?>
-<Types xmlns="http://schemas.openxmlformats.org/package/2006/content-types">
-  <Default Extension="jpeg" ContentType="image/jpeg"/>
-  <Default Extension="rels" ContentType="application/vnd.openxmlformats-package.relationships+xml"/>
-  <Default Extension="xml" ContentType="application/xml"/>
-  <Override PartName="/word/document.xml" ContentType="application/vnd.openxmlformats-officedocument.wordprocessingml.document.main+xml"/>
-  <Override PartName="/customXml/itemProps1.xml" ContentType="application/vnd.openxmlformats-officedocument.customXmlProperties+xml"/>
-  <Override PartName="/word/numbering.xml" ContentType="application/vnd.openxmlformats-officedocument.wordprocessingml.numbering+xml"/>
-  <Override PartName="/word/styles.xml" ContentType="application/vnd.openxmlformats-officedocument.wordprocessingml.styles+xml"/>
-  <Override PartName="/word/stylesWithEffects.xml" ContentType="application/vnd.ms-word.stylesWithEffects+xml"/>
-  <Override PartName="/word/settings.xml" ContentType="application/vnd.openxmlformats-officedocument.wordprocessingml.settings+xml"/>
-  <Override PartName="/word/webSettings.xml" ContentType="application/vnd.openxmlformats-officedocument.wordprocessingml.webSettings+xml"/>
-  <Override PartName="/word/footnotes.xml" ContentType="application/vnd.openxmlformats-officedocument.wordprocessingml.footnotes+xml"/>
-  <Override PartName="/word/endnotes.xml" ContentType="application/vnd.openxmlformats-officedocument.wordprocessingml.endnotes+xml"/>
-  <Override PartName="/word/header1.xml" ContentType="application/vnd.openxmlformats-officedocument.wordprocessingml.header+xml"/>
-  <Override PartName="/word/header2.xml" ContentType="application/vnd.openxmlformats-officedocument.wordprocessingml.header+xml"/>
-  <Override PartName="/word/header3.xml" ContentType="application/vnd.openxmlformats-officedocument.wordprocessingml.header+xml"/>
-  <Override PartName="/word/fontTable.xml" ContentType="application/vnd.openxmlformats-officedocument.wordprocessingml.fontTable+xml"/>
-  <Override PartName="/word/theme/theme1.xml" ContentType="application/vnd.openxmlformats-officedocument.theme+xml"/>
-  <Override PartName="/docProps/core.xml" ContentType="application/vnd.openxmlformats-package.core-properties+xml"/>
-  <Override PartName="/docProps/app.xml" ContentType="application/vnd.openxmlformats-officedocument.extended-properties+xml"/>
-</Types>
-</file>
-
-<file path=./customXml/item1.xml><?xml version="1.0" encoding="utf-8"?>
-<b:Sources xmlns:b="http://schemas.openxmlformats.org/officeDocument/2006/bibliography" xmlns="http://schemas.openxmlformats.org/officeDocument/2006/bibliography" SelectedStyle="\APA.XSL" StyleName="APA"/>
-</file>
-
-<file path=./customXml/itemProps1.xml><?xml version="1.0" encoding="utf-8"?>
-<ds:datastoreItem xmlns:ds="http://schemas.openxmlformats.org/officeDocument/2006/customXml" ds:itemID="{48A20367-D9C7-483B-AFD2-B62769456A75}">
-  <ds:schemaRefs>
-    <ds:schemaRef ds:uri="http://schemas.openxmlformats.org/officeDocument/2006/bibliography"/>
-  </ds:schemaRefs>
-</ds:datastoreItem>
-</file>
-
-<file path=./docProps/app.xml><?xml version="1.0" encoding="utf-8"?>
-<Properties xmlns="http://schemas.openxmlformats.org/officeDocument/2006/extended-properties" xmlns:vt="http://schemas.openxmlformats.org/officeDocument/2006/docPropsVTypes">
-  <Template>Normal</Template>
-  <TotalTime>0</TotalTime>
-  <Pages>10</Pages>
-  <Words>361</Words>
-  <Characters>2061</Characters>
-  <Application>Microsoft Office Word</Application>
-  <DocSecurity>0</DocSecurity>
-  <Lines>17</Lines>
-  <Paragraphs>4</Paragraphs>
-  <ScaleCrop>false</ScaleCrop>
-  <HeadingPairs>
-    <vt:vector size="2" baseType="variant">
-      <vt:variant>
-        <vt:lpstr>Title</vt:lpstr>
-      </vt:variant>
-      <vt:variant>
-        <vt:i4>1</vt:i4>
-      </vt:variant>
-    </vt:vector>
-  </HeadingPairs>
-  <TitlesOfParts>
-    <vt:vector size="1" baseType="lpstr">
-      <vt:lpstr/>
-    </vt:vector>
-  </TitlesOfParts>
-  <Company>Microsoft</Company>
-  <LinksUpToDate>false</LinksUpToDate>
-  <CharactersWithSpaces>2418</CharactersWithSpaces>
-  <SharedDoc>false</SharedDoc>
-  <HyperlinksChanged>false</HyperlinksChanged>
-  <AppVersion>14.0000</AppVersion>
-</Properties>
-</file>
-
-<file path=./docProps/core.xml><?xml version="1.0" encoding="utf-8"?>
-<cp:coreProperties xmlns:cp="http://schemas.openxmlformats.org/package/2006/metadata/core-properties" xmlns:dc="http://purl.org/dc/elements/1.1/" xmlns:dcterms="http://purl.org/dc/terms/" xmlns:dcmitype="http://purl.org/dc/dcmitype/" xmlns:xsi="http://www.w3.org/2001/XMLSchema-instance">
-  <dc:creator>MY</dc:creator>
-  <cp:lastModifiedBy>Qlcl_Vinh</cp:lastModifiedBy>
-  <cp:revision>2</cp:revision>
-  <cp:lastPrinted>2023-10-06T01:00:00Z</cp:lastPrinted>
-  <dcterms:created xsi:type="dcterms:W3CDTF">2026-05-07T09:23:00Z</dcterms:created>
-  <dcterms:modified xsi:type="dcterms:W3CDTF">2026-05-07T09:23:00Z</dcterms:modified>
-</cp:coreProperties>
-</file>
-
-<file path=./word/document.xml><?xml version="1.0" encoding="utf-8"?>
+<file path=word/document.xml><?xml version="1.0" encoding="utf-8"?>
 <w:document xmlns:wpc="http://schemas.microsoft.com/office/word/2010/wordprocessingCanvas" xmlns:mc="http://schemas.openxmlformats.org/markup-compatibility/2006" xmlns:o="urn:schemas-microsoft-com:office:office" xmlns:r="http://schemas.openxmlformats.org/officeDocument/2006/relationships" xmlns:m="http://schemas.openxmlformats.org/officeDocument/2006/math" xmlns:v="urn:schemas-microsoft-com:vml" xmlns:wp14="http://schemas.microsoft.com/office/word/2010/wordprocessingDrawing" xmlns:wp="http://schemas.openxmlformats.org/drawingml/2006/wordprocessingDrawing" xmlns:w10="urn:schemas-microsoft-com:office:word" xmlns:w="http://schemas.openxmlformats.org/wordprocessingml/2006/main" xmlns:w14="http://schemas.microsoft.com/office/word/2010/wordml" xmlns:wpg="http://schemas.microsoft.com/office/word/2010/wordprocessingGroup" xmlns:wpi="http://schemas.microsoft.com/office/word/2010/wordprocessingInk" xmlns:wne="http://schemas.microsoft.com/office/word/2006/wordml" xmlns:wps="http://schemas.microsoft.com/office/word/2010/wordprocessingShape">
   <w:body>
     <w:tbl>
@@ -528,7 +445,7 @@
                 <w:sz w:val="28"/>
                 <w:szCs w:val="28"/>
               </w:rPr>
-              <w:t>CCĐQ-GDSK-{{SO_LIEU}}</w:t>
+              <w:t>CCĐQ-GDSK-01</w:t>
             </w:r>
           </w:p>
           <w:p>
@@ -630,7 +547,7 @@
                 <w:sz w:val="28"/>
                 <w:szCs w:val="28"/>
               </w:rPr>
-              <w:t xml:space="preserve"> – Năm {{SO_LIEU}}</w:t>
+              <w:t xml:space="preserve"> – Năm 202</w:t>
             </w:r>
             <w:r>
               <w:rPr>
@@ -639,7 +556,7 @@
                 <w:sz w:val="28"/>
                 <w:szCs w:val="28"/>
               </w:rPr>
-              <w:t>{{SO_LIEU}}</w:t>
+              <w:t>6</w:t>
             </w:r>
           </w:p>
         </w:tc>
@@ -1027,7 +944,7 @@
                 <w:sz w:val="28"/>
                 <w:szCs w:val="28"/>
               </w:rPr>
-              <w:t>CCĐQ-GDSK-{{SO_LIEU}}</w:t>
+              <w:t>CCĐQ-GDSK-01</w:t>
             </w:r>
           </w:p>
           <w:p>
@@ -1129,7 +1046,7 @@
                 <w:sz w:val="28"/>
                 <w:szCs w:val="28"/>
               </w:rPr>
-              <w:t xml:space="preserve"> – Năm {{SO_LIEU}}</w:t>
+              <w:t xml:space="preserve"> – Năm 202</w:t>
             </w:r>
             <w:r>
               <w:rPr>
@@ -1138,7 +1055,7 @@
                 <w:sz w:val="28"/>
                 <w:szCs w:val="28"/>
               </w:rPr>
-              <w:t>{{SO_LIEU}}</w:t>
+              <w:t>6</w:t>
             </w:r>
           </w:p>
         </w:tc>
@@ -1954,7 +1871,7 @@
             <w:fldChar w:fldCharType="begin"/>
           </w:r>
           <w:r>
-            <w:instrText xml:space="preserve"> TOC \o "{{SO_LIEU}}-{{SO_LIEU}}" \h \z \u </w:instrText>
+            <w:instrText xml:space="preserve"> TOC \o "1-3" \h \z \u </w:instrText>
           </w:r>
           <w:r>
             <w:fldChar w:fldCharType="separate"/>
@@ -1966,7 +1883,7 @@
                 <w:rFonts w:eastAsiaTheme="majorEastAsia"/>
                 <w:noProof/>
               </w:rPr>
-              <w:t>TÊN BÀI {{SO_LIEU}}</w:t>
+              <w:t>TÊN BÀI 1</w:t>
             </w:r>
             <w:r>
               <w:rPr>
@@ -1987,7 +1904,7 @@
                 <w:noProof/>
                 <w:webHidden/>
               </w:rPr>
-              <w:instrText xml:space="preserve"> PAGEREF _Toc{{SO_LIEU}} \h </w:instrText>
+              <w:instrText xml:space="preserve"> PAGEREF _Toc176504450 \h </w:instrText>
             </w:r>
             <w:r>
               <w:rPr>
@@ -2007,7 +1924,7 @@
                 <w:noProof/>
                 <w:webHidden/>
               </w:rPr>
-              <w:t>{{SO_LIEU}}</w:t>
+              <w:t>1</w:t>
             </w:r>
             <w:r>
               <w:rPr>
@@ -2040,7 +1957,7 @@
                 <w:rFonts w:eastAsiaTheme="majorEastAsia"/>
                 <w:noProof/>
               </w:rPr>
-              <w:t>TÊN BÀI {{SO_LIEU}}</w:t>
+              <w:t>TÊN BÀI 2</w:t>
             </w:r>
             <w:r>
               <w:rPr>
@@ -2061,7 +1978,7 @@
                 <w:noProof/>
                 <w:webHidden/>
               </w:rPr>
-              <w:instrText xml:space="preserve"> PAGEREF _Toc{{SO_LIEU}} \h </w:instrText>
+              <w:instrText xml:space="preserve"> PAGEREF _Toc176504451 \h </w:instrText>
             </w:r>
             <w:r>
               <w:rPr>
@@ -2081,7 +1998,7 @@
                 <w:noProof/>
                 <w:webHidden/>
               </w:rPr>
-              <w:t>{{SO_LIEU}}</w:t>
+              <w:t>3</w:t>
             </w:r>
             <w:r>
               <w:rPr>
@@ -2114,7 +2031,7 @@
                 <w:rFonts w:eastAsiaTheme="majorEastAsia"/>
                 <w:noProof/>
               </w:rPr>
-              <w:t>TÊN BÀI {{SO_LIEU}}</w:t>
+              <w:t>TÊN BÀI 3</w:t>
             </w:r>
             <w:r>
               <w:rPr>
@@ -2135,7 +2052,7 @@
                 <w:noProof/>
                 <w:webHidden/>
               </w:rPr>
-              <w:instrText xml:space="preserve"> PAGEREF _Toc{{SO_LIEU}} \h </w:instrText>
+              <w:instrText xml:space="preserve"> PAGEREF _Toc176504452 \h </w:instrText>
             </w:r>
             <w:r>
               <w:rPr>
@@ -2155,7 +2072,7 @@
                 <w:noProof/>
                 <w:webHidden/>
               </w:rPr>
-              <w:t>{{SO_LIEU}}</w:t>
+              <w:t>5</w:t>
             </w:r>
             <w:r>
               <w:rPr>
@@ -2236,7 +2153,7 @@
           <w:szCs w:val="28"/>
         </w:rPr>
         <w:lastRenderedPageBreak/>
-        <w:t>TÊN BÀI {{SO_LIEU}}</w:t>
+        <w:t>TÊN BÀI 1</w:t>
       </w:r>
       <w:bookmarkEnd w:id="0"/>
     </w:p>
@@ -3325,7 +3242,7 @@
           <w:sz w:val="28"/>
           <w:szCs w:val="28"/>
         </w:rPr>
-        <w:t>Triển khai {{SO_LIEU}}</w:t>
+        <w:t>Triển khai 1</w:t>
       </w:r>
       <w:bookmarkEnd w:id="1"/>
     </w:p>
@@ -3394,7 +3311,7 @@
           <w:sz w:val="28"/>
           <w:szCs w:val="28"/>
         </w:rPr>
-        <w:t>{{SO_LIEU}}</w:t>
+        <w:t>2</w:t>
       </w:r>
     </w:p>
     <w:p>
@@ -3461,7 +3378,7 @@
           <w:sz w:val="28"/>
           <w:szCs w:val="28"/>
         </w:rPr>
-        <w:t>{{SO_LIEU}}</w:t>
+        <w:t>3</w:t>
       </w:r>
     </w:p>
     <w:p>
@@ -3611,7 +3528,7 @@
           <w:sz w:val="28"/>
           <w:szCs w:val="28"/>
         </w:rPr>
-        <w:t>{{SO_LIEU}}</w:t>
+        <w:t>2</w:t>
       </w:r>
       <w:bookmarkEnd w:id="4"/>
     </w:p>
@@ -4700,7 +4617,7 @@
           <w:sz w:val="28"/>
           <w:szCs w:val="28"/>
         </w:rPr>
-        <w:t>Triển khai {{SO_LIEU}}</w:t>
+        <w:t>Triển khai 1</w:t>
       </w:r>
     </w:p>
     <w:p>
@@ -4766,7 +4683,7 @@
           <w:sz w:val="28"/>
           <w:szCs w:val="28"/>
         </w:rPr>
-        <w:t>{{SO_LIEU}}</w:t>
+        <w:t>2</w:t>
       </w:r>
     </w:p>
     <w:p>
@@ -4831,7 +4748,7 @@
           <w:sz w:val="28"/>
           <w:szCs w:val="28"/>
         </w:rPr>
-        <w:t>{{SO_LIEU}}</w:t>
+        <w:t>3</w:t>
       </w:r>
     </w:p>
     <w:p>
@@ -5004,7 +4921,7 @@
           <w:sz w:val="28"/>
           <w:szCs w:val="28"/>
         </w:rPr>
-        <w:t>{{SO_LIEU}}</w:t>
+        <w:t>3</w:t>
       </w:r>
       <w:bookmarkEnd w:id="5"/>
     </w:p>
@@ -6100,7 +6017,7 @@
           <w:sz w:val="28"/>
           <w:szCs w:val="28"/>
         </w:rPr>
-        <w:t>Triển khai {{SO_LIEU}}</w:t>
+        <w:t>Triển khai 1</w:t>
       </w:r>
     </w:p>
     <w:p>
@@ -6166,7 +6083,7 @@
           <w:sz w:val="28"/>
           <w:szCs w:val="28"/>
         </w:rPr>
-        <w:t>{{SO_LIEU}}</w:t>
+        <w:t>2</w:t>
       </w:r>
     </w:p>
     <w:p>
@@ -6231,7 +6148,7 @@
           <w:sz w:val="28"/>
           <w:szCs w:val="28"/>
         </w:rPr>
-        <w:t>{{SO_LIEU}}</w:t>
+        <w:t>3</w:t>
       </w:r>
     </w:p>
     <w:p>
@@ -6339,7 +6256,7 @@
 </w:document>
 </file>
 
-<file path=./word/endnotes.xml><?xml version="1.0" encoding="utf-8"?>
+<file path=word/endnotes.xml><?xml version="1.0" encoding="utf-8"?>
 <w:endnotes xmlns:wpc="http://schemas.microsoft.com/office/word/2010/wordprocessingCanvas" xmlns:mc="http://schemas.openxmlformats.org/markup-compatibility/2006" xmlns:o="urn:schemas-microsoft-com:office:office" xmlns:r="http://schemas.openxmlformats.org/officeDocument/2006/relationships" xmlns:m="http://schemas.openxmlformats.org/officeDocument/2006/math" xmlns:v="urn:schemas-microsoft-com:vml" xmlns:wp14="http://schemas.microsoft.com/office/word/2010/wordprocessingDrawing" xmlns:wp="http://schemas.openxmlformats.org/drawingml/2006/wordprocessingDrawing" xmlns:w10="urn:schemas-microsoft-com:office:word" xmlns:w="http://schemas.openxmlformats.org/wordprocessingml/2006/main" xmlns:w14="http://schemas.microsoft.com/office/word/2010/wordml" xmlns:wpg="http://schemas.microsoft.com/office/word/2010/wordprocessingGroup" xmlns:wpi="http://schemas.microsoft.com/office/word/2010/wordprocessingInk" xmlns:wne="http://schemas.microsoft.com/office/word/2006/wordml" xmlns:wps="http://schemas.microsoft.com/office/word/2010/wordprocessingShape">
   <w:endnote w:type="separator" w:id="-1">
     <w:p>
@@ -6364,36 +6281,7 @@
 </w:endnotes>
 </file>
 
-<file path=./word/fontTable.xml><?xml version="1.0" encoding="utf-8"?>
-<w:fonts xmlns:mc="http://schemas.openxmlformats.org/markup-compatibility/2006" xmlns:r="http://schemas.openxmlformats.org/officeDocument/2006/relationships" xmlns:w="http://schemas.openxmlformats.org/wordprocessingml/2006/main" xmlns:w14="http://schemas.microsoft.com/office/word/2010/wordml">
-  <w:font w:name="Calibri">
-    <w:panose1 w:val="020F0502020204030204"/>
-    <w:family w:val="swiss"/>
-    <w:pitch w:val="variable"/>
-    <w:sig w:usb0="E4002EFF" w:usb1="C000247B" w:usb2="00000009" w:usb3="00000000" w:csb0="000001FF" w:csb1="00000000"/>
-  </w:font>
-  <w:font w:name="Times New Roman">
-    <w:panose1 w:val="02020603050405020304"/>
-    <w:family w:val="roman"/>
-    <w:pitch w:val="variable"/>
-    <w:sig w:usb0="E0002EFF" w:usb1="C000785B" w:usb2="00000009" w:usb3="00000000" w:csb0="000001FF" w:csb1="00000000"/>
-  </w:font>
-  <w:font w:name="Cambria">
-    <w:panose1 w:val="02040503050406030204"/>
-    <w:family w:val="roman"/>
-    <w:pitch w:val="variable"/>
-    <w:sig w:usb0="E00006FF" w:usb1="420024FF" w:usb2="02000000" w:usb3="00000000" w:csb0="0000019F" w:csb1="00000000"/>
-  </w:font>
-  <w:font w:name="Tahoma">
-    <w:panose1 w:val="020B0604030504040204"/>
-    <w:family w:val="swiss"/>
-    <w:pitch w:val="variable"/>
-    <w:sig w:usb0="E1002EFF" w:usb1="C000605B" w:usb2="00000029" w:usb3="00000000" w:csb0="000101FF" w:csb1="00000000"/>
-  </w:font>
-</w:fonts>
-</file>
-
-<file path=./word/footnotes.xml><?xml version="1.0" encoding="utf-8"?>
+<file path=word/footnotes.xml><?xml version="1.0" encoding="utf-8"?>
 <w:footnotes xmlns:wpc="http://schemas.microsoft.com/office/word/2010/wordprocessingCanvas" xmlns:mc="http://schemas.openxmlformats.org/markup-compatibility/2006" xmlns:o="urn:schemas-microsoft-com:office:office" xmlns:r="http://schemas.openxmlformats.org/officeDocument/2006/relationships" xmlns:m="http://schemas.openxmlformats.org/officeDocument/2006/math" xmlns:v="urn:schemas-microsoft-com:vml" xmlns:wp14="http://schemas.microsoft.com/office/word/2010/wordprocessingDrawing" xmlns:wp="http://schemas.openxmlformats.org/drawingml/2006/wordprocessingDrawing" xmlns:w10="urn:schemas-microsoft-com:office:word" xmlns:w="http://schemas.openxmlformats.org/wordprocessingml/2006/main" xmlns:w14="http://schemas.microsoft.com/office/word/2010/wordml" xmlns:wpg="http://schemas.microsoft.com/office/word/2010/wordprocessingGroup" xmlns:wpi="http://schemas.microsoft.com/office/word/2010/wordprocessingInk" xmlns:wne="http://schemas.microsoft.com/office/word/2006/wordml" xmlns:wps="http://schemas.microsoft.com/office/word/2010/wordprocessingShape">
   <w:footnote w:type="separator" w:id="-1">
     <w:p>
@@ -6418,7 +6306,7 @@
 </w:footnotes>
 </file>
 
-<file path=./word/header1.xml><?xml version="1.0" encoding="utf-8"?>
+<file path=word/header1.xml><?xml version="1.0" encoding="utf-8"?>
 <w:hdr xmlns:wpc="http://schemas.microsoft.com/office/word/2010/wordprocessingCanvas" xmlns:mc="http://schemas.openxmlformats.org/markup-compatibility/2006" xmlns:o="urn:schemas-microsoft-com:office:office" xmlns:r="http://schemas.openxmlformats.org/officeDocument/2006/relationships" xmlns:m="http://schemas.openxmlformats.org/officeDocument/2006/math" xmlns:v="urn:schemas-microsoft-com:vml" xmlns:wp14="http://schemas.microsoft.com/office/word/2010/wordprocessingDrawing" xmlns:wp="http://schemas.openxmlformats.org/drawingml/2006/wordprocessingDrawing" xmlns:w10="urn:schemas-microsoft-com:office:word" xmlns:w="http://schemas.openxmlformats.org/wordprocessingml/2006/main" xmlns:w14="http://schemas.microsoft.com/office/word/2010/wordml" xmlns:wpg="http://schemas.microsoft.com/office/word/2010/wordprocessingGroup" xmlns:wpi="http://schemas.microsoft.com/office/word/2010/wordprocessingInk" xmlns:wne="http://schemas.microsoft.com/office/word/2006/wordml" xmlns:wps="http://schemas.microsoft.com/office/word/2010/wordprocessingShape">
   <w:p>
     <w:pPr>
@@ -6438,7 +6326,7 @@
 </w:hdr>
 </file>
 
-<file path=./word/header2.xml><?xml version="1.0" encoding="utf-8"?>
+<file path=word/header2.xml><?xml version="1.0" encoding="utf-8"?>
 <w:hdr xmlns:wpc="http://schemas.microsoft.com/office/word/2010/wordprocessingCanvas" xmlns:mc="http://schemas.openxmlformats.org/markup-compatibility/2006" xmlns:o="urn:schemas-microsoft-com:office:office" xmlns:r="http://schemas.openxmlformats.org/officeDocument/2006/relationships" xmlns:m="http://schemas.openxmlformats.org/officeDocument/2006/math" xmlns:v="urn:schemas-microsoft-com:vml" xmlns:wp14="http://schemas.microsoft.com/office/word/2010/wordprocessingDrawing" xmlns:wp="http://schemas.openxmlformats.org/drawingml/2006/wordprocessingDrawing" xmlns:w10="urn:schemas-microsoft-com:office:word" xmlns:w="http://schemas.openxmlformats.org/wordprocessingml/2006/main" xmlns:w14="http://schemas.microsoft.com/office/word/2010/wordml" xmlns:wpg="http://schemas.microsoft.com/office/word/2010/wordprocessingGroup" xmlns:wpi="http://schemas.microsoft.com/office/word/2010/wordprocessingInk" xmlns:wne="http://schemas.microsoft.com/office/word/2006/wordml" xmlns:wps="http://schemas.microsoft.com/office/word/2010/wordprocessingShape">
   <w:sdt>
     <w:sdtPr>
@@ -6495,7 +6383,7 @@
 </w:hdr>
 </file>
 
-<file path=./word/header3.xml><?xml version="1.0" encoding="utf-8"?>
+<file path=word/header3.xml><?xml version="1.0" encoding="utf-8"?>
 <w:hdr xmlns:wpc="http://schemas.microsoft.com/office/word/2010/wordprocessingCanvas" xmlns:mc="http://schemas.openxmlformats.org/markup-compatibility/2006" xmlns:o="urn:schemas-microsoft-com:office:office" xmlns:r="http://schemas.openxmlformats.org/officeDocument/2006/relationships" xmlns:m="http://schemas.openxmlformats.org/officeDocument/2006/math" xmlns:v="urn:schemas-microsoft-com:vml" xmlns:wp14="http://schemas.microsoft.com/office/word/2010/wordprocessingDrawing" xmlns:wp="http://schemas.openxmlformats.org/drawingml/2006/wordprocessingDrawing" xmlns:w10="urn:schemas-microsoft-com:office:word" xmlns:w="http://schemas.openxmlformats.org/wordprocessingml/2006/main" xmlns:w14="http://schemas.microsoft.com/office/word/2010/wordml" xmlns:wpg="http://schemas.microsoft.com/office/word/2010/wordprocessingGroup" xmlns:wpi="http://schemas.microsoft.com/office/word/2010/wordprocessingInk" xmlns:wne="http://schemas.microsoft.com/office/word/2006/wordml" xmlns:wps="http://schemas.microsoft.com/office/word/2010/wordprocessingShape">
   <w:sdt>
     <w:sdtPr>
@@ -6555,7 +6443,7 @@
             <w:sz w:val="26"/>
             <w:szCs w:val="26"/>
           </w:rPr>
-          <w:t>{{SO_LIEU}}</w:t>
+          <w:t>6</w:t>
         </w:r>
         <w:r>
           <w:rPr>
@@ -6581,7 +6469,7 @@
 </w:hdr>
 </file>
 
-<file path=./word/numbering.xml><?xml version="1.0" encoding="utf-8"?>
+<file path=word/numbering.xml><?xml version="1.0" encoding="utf-8"?>
 <w:numbering xmlns:wpc="http://schemas.microsoft.com/office/word/2010/wordprocessingCanvas" xmlns:mc="http://schemas.openxmlformats.org/markup-compatibility/2006" xmlns:o="urn:schemas-microsoft-com:office:office" xmlns:r="http://schemas.openxmlformats.org/officeDocument/2006/relationships" xmlns:m="http://schemas.openxmlformats.org/officeDocument/2006/math" xmlns:v="urn:schemas-microsoft-com:vml" xmlns:wp14="http://schemas.microsoft.com/office/word/2010/wordprocessingDrawing" xmlns:wp="http://schemas.openxmlformats.org/drawingml/2006/wordprocessingDrawing" xmlns:w10="urn:schemas-microsoft-com:office:word" xmlns:w="http://schemas.openxmlformats.org/wordprocessingml/2006/main" xmlns:w14="http://schemas.microsoft.com/office/word/2010/wordml" xmlns:wpg="http://schemas.microsoft.com/office/word/2010/wordprocessingGroup" xmlns:wpi="http://schemas.microsoft.com/office/word/2010/wordprocessingInk" xmlns:wne="http://schemas.microsoft.com/office/word/2006/wordml" xmlns:wps="http://schemas.microsoft.com/office/word/2010/wordprocessingShape">
   <w:abstractNum w:abstractNumId="0">
     <w:nsid w:val="020356DE"/>
@@ -8367,359 +8255,7 @@
 </w:numbering>
 </file>
 
-<file path=./word/settings.xml><?xml version="1.0" encoding="utf-8"?>
-<w:settings xmlns:mc="http://schemas.openxmlformats.org/markup-compatibility/2006" xmlns:o="urn:schemas-microsoft-com:office:office" xmlns:r="http://schemas.openxmlformats.org/officeDocument/2006/relationships" xmlns:m="http://schemas.openxmlformats.org/officeDocument/2006/math" xmlns:v="urn:schemas-microsoft-com:vml" xmlns:w10="urn:schemas-microsoft-com:office:word" xmlns:w="http://schemas.openxmlformats.org/wordprocessingml/2006/main" xmlns:w14="http://schemas.microsoft.com/office/word/2010/wordml" xmlns:sl="http://schemas.openxmlformats.org/schemaLibrary/2006/main">
-  <w:zoom w:percent="100"/>
-  <w:defaultTabStop w:val="720"/>
-  <w:characterSpacingControl w:val="doNotCompress"/>
-  <w:hdrShapeDefaults>
-    <o:shapedefaults v:ext="edit" spidmax="2049"/>
-  </w:hdrShapeDefaults>
-  <w:compat>
-    <w:compatSetting w:name="compatibilityMode" w:uri="http://schemas.microsoft.com/office/word" w:val="14"/>
-    <w:compatSetting w:name="overrideTableStyleFontSizeAndJustification" w:uri="http://schemas.microsoft.com/office/word" w:val="1"/>
-    <w:compatSetting w:name="enableOpenTypeFeatures" w:uri="http://schemas.microsoft.com/office/word" w:val="1"/>
-    <w:compatSetting w:name="doNotFlipMirrorIndents" w:uri="http://schemas.microsoft.com/office/word" w:val="1"/>
-  </w:compat>
-  <w:rsids>
-    <w:rsidRoot w:val="00003B5A"/>
-    <w:rsid w:val="00003B5A"/>
-    <w:rsid w:val="00014D1C"/>
-    <w:rsid w:val="00027DF3"/>
-    <w:rsid w:val="000327EB"/>
-    <w:rsid w:val="0003315B"/>
-    <w:rsid w:val="00037417"/>
-    <w:rsid w:val="000374D5"/>
-    <w:rsid w:val="00044929"/>
-    <w:rsid w:val="00073C39"/>
-    <w:rsid w:val="00095249"/>
-    <w:rsid w:val="000A0762"/>
-    <w:rsid w:val="000B4A15"/>
-    <w:rsid w:val="000B61C3"/>
-    <w:rsid w:val="000C3C79"/>
-    <w:rsid w:val="000C3D87"/>
-    <w:rsid w:val="000D007A"/>
-    <w:rsid w:val="000E3283"/>
-    <w:rsid w:val="000E662D"/>
-    <w:rsid w:val="000E7835"/>
-    <w:rsid w:val="000E7CD5"/>
-    <w:rsid w:val="000F14EC"/>
-    <w:rsid w:val="000F69FD"/>
-    <w:rsid w:val="00107F19"/>
-    <w:rsid w:val="0011712C"/>
-    <w:rsid w:val="001222AA"/>
-    <w:rsid w:val="00123C44"/>
-    <w:rsid w:val="00131DAD"/>
-    <w:rsid w:val="00134534"/>
-    <w:rsid w:val="00173FF5"/>
-    <w:rsid w:val="001834BA"/>
-    <w:rsid w:val="00192CC0"/>
-    <w:rsid w:val="001A09D5"/>
-    <w:rsid w:val="001A2497"/>
-    <w:rsid w:val="001B5EF4"/>
-    <w:rsid w:val="001C0009"/>
-    <w:rsid w:val="001D1717"/>
-    <w:rsid w:val="001E7941"/>
-    <w:rsid w:val="001F0AF2"/>
-    <w:rsid w:val="001F32AE"/>
-    <w:rsid w:val="00202D7B"/>
-    <w:rsid w:val="0020304E"/>
-    <w:rsid w:val="002145F2"/>
-    <w:rsid w:val="00226531"/>
-    <w:rsid w:val="00234D68"/>
-    <w:rsid w:val="00245081"/>
-    <w:rsid w:val="002502BD"/>
-    <w:rsid w:val="002542E8"/>
-    <w:rsid w:val="00254BBA"/>
-    <w:rsid w:val="00255F21"/>
-    <w:rsid w:val="00266BBC"/>
-    <w:rsid w:val="002730CC"/>
-    <w:rsid w:val="002936C7"/>
-    <w:rsid w:val="002943CC"/>
-    <w:rsid w:val="002979A7"/>
-    <w:rsid w:val="002A6963"/>
-    <w:rsid w:val="002A6AE6"/>
-    <w:rsid w:val="002D1519"/>
-    <w:rsid w:val="002D61C9"/>
-    <w:rsid w:val="002E0311"/>
-    <w:rsid w:val="00313AEF"/>
-    <w:rsid w:val="00332D28"/>
-    <w:rsid w:val="00332E6E"/>
-    <w:rsid w:val="00335E59"/>
-    <w:rsid w:val="003433B8"/>
-    <w:rsid w:val="003457DE"/>
-    <w:rsid w:val="00353FDC"/>
-    <w:rsid w:val="00355F63"/>
-    <w:rsid w:val="0035652B"/>
-    <w:rsid w:val="00357041"/>
-    <w:rsid w:val="0037484E"/>
-    <w:rsid w:val="003765A3"/>
-    <w:rsid w:val="003816EA"/>
-    <w:rsid w:val="00387845"/>
-    <w:rsid w:val="00387C14"/>
-    <w:rsid w:val="00387CE5"/>
-    <w:rsid w:val="003A01BF"/>
-    <w:rsid w:val="003B531F"/>
-    <w:rsid w:val="003D47A7"/>
-    <w:rsid w:val="003D7E8E"/>
-    <w:rsid w:val="003E596F"/>
-    <w:rsid w:val="0040262C"/>
-    <w:rsid w:val="00403ED5"/>
-    <w:rsid w:val="004206C0"/>
-    <w:rsid w:val="004341A3"/>
-    <w:rsid w:val="00454024"/>
-    <w:rsid w:val="00472609"/>
-    <w:rsid w:val="00473ABF"/>
-    <w:rsid w:val="004964C7"/>
-    <w:rsid w:val="004A6BDA"/>
-    <w:rsid w:val="004B6E94"/>
-    <w:rsid w:val="004B7B8B"/>
-    <w:rsid w:val="004D7D14"/>
-    <w:rsid w:val="004F0052"/>
-    <w:rsid w:val="00501ED4"/>
-    <w:rsid w:val="00513824"/>
-    <w:rsid w:val="00514B79"/>
-    <w:rsid w:val="00517734"/>
-    <w:rsid w:val="0052060F"/>
-    <w:rsid w:val="0052117B"/>
-    <w:rsid w:val="005358CE"/>
-    <w:rsid w:val="0053680C"/>
-    <w:rsid w:val="00537919"/>
-    <w:rsid w:val="00546B4B"/>
-    <w:rsid w:val="00575831"/>
-    <w:rsid w:val="005A19FD"/>
-    <w:rsid w:val="005A7E2D"/>
-    <w:rsid w:val="005C0222"/>
-    <w:rsid w:val="005C21C2"/>
-    <w:rsid w:val="005C6064"/>
-    <w:rsid w:val="005C63EE"/>
-    <w:rsid w:val="005D4F15"/>
-    <w:rsid w:val="005E11DE"/>
-    <w:rsid w:val="005F22A4"/>
-    <w:rsid w:val="0060152F"/>
-    <w:rsid w:val="00601D9D"/>
-    <w:rsid w:val="006061E8"/>
-    <w:rsid w:val="006170F0"/>
-    <w:rsid w:val="00624A0B"/>
-    <w:rsid w:val="00624B6E"/>
-    <w:rsid w:val="006315AD"/>
-    <w:rsid w:val="00635180"/>
-    <w:rsid w:val="00644755"/>
-    <w:rsid w:val="00687A30"/>
-    <w:rsid w:val="00696056"/>
-    <w:rsid w:val="006A2AE7"/>
-    <w:rsid w:val="006B715E"/>
-    <w:rsid w:val="006C5D99"/>
-    <w:rsid w:val="006D048F"/>
-    <w:rsid w:val="006D14D3"/>
-    <w:rsid w:val="006D1D93"/>
-    <w:rsid w:val="006E1C00"/>
-    <w:rsid w:val="006E26AC"/>
-    <w:rsid w:val="006F5386"/>
-    <w:rsid w:val="006F693A"/>
-    <w:rsid w:val="007036D5"/>
-    <w:rsid w:val="00706AEB"/>
-    <w:rsid w:val="007454CD"/>
-    <w:rsid w:val="00746B19"/>
-    <w:rsid w:val="00752E77"/>
-    <w:rsid w:val="0076260E"/>
-    <w:rsid w:val="0076402A"/>
-    <w:rsid w:val="007703FA"/>
-    <w:rsid w:val="007777CD"/>
-    <w:rsid w:val="007812F2"/>
-    <w:rsid w:val="00782A15"/>
-    <w:rsid w:val="0078458D"/>
-    <w:rsid w:val="007865B3"/>
-    <w:rsid w:val="00790B39"/>
-    <w:rsid w:val="007A70AE"/>
-    <w:rsid w:val="007B57A6"/>
-    <w:rsid w:val="007B638E"/>
-    <w:rsid w:val="007C0CB1"/>
-    <w:rsid w:val="007C1D0C"/>
-    <w:rsid w:val="007E1D40"/>
-    <w:rsid w:val="007E372E"/>
-    <w:rsid w:val="007F0A59"/>
-    <w:rsid w:val="007F6C88"/>
-    <w:rsid w:val="00801A7C"/>
-    <w:rsid w:val="0081115A"/>
-    <w:rsid w:val="00817D7A"/>
-    <w:rsid w:val="00832912"/>
-    <w:rsid w:val="0084754D"/>
-    <w:rsid w:val="00853446"/>
-    <w:rsid w:val="00862FCF"/>
-    <w:rsid w:val="008817A6"/>
-    <w:rsid w:val="00891162"/>
-    <w:rsid w:val="00892817"/>
-    <w:rsid w:val="008A5842"/>
-    <w:rsid w:val="008B68D6"/>
-    <w:rsid w:val="008D3CC0"/>
-    <w:rsid w:val="008E2AC8"/>
-    <w:rsid w:val="008E596C"/>
-    <w:rsid w:val="008F602D"/>
-    <w:rsid w:val="00904BE5"/>
-    <w:rsid w:val="00905BFB"/>
-    <w:rsid w:val="00934004"/>
-    <w:rsid w:val="00936996"/>
-    <w:rsid w:val="00946ECA"/>
-    <w:rsid w:val="009476C2"/>
-    <w:rsid w:val="00951240"/>
-    <w:rsid w:val="00952F87"/>
-    <w:rsid w:val="00955396"/>
-    <w:rsid w:val="00966489"/>
-    <w:rsid w:val="00971FA3"/>
-    <w:rsid w:val="00973871"/>
-    <w:rsid w:val="00984224"/>
-    <w:rsid w:val="009903E9"/>
-    <w:rsid w:val="00994ACC"/>
-    <w:rsid w:val="0099512F"/>
-    <w:rsid w:val="00995D78"/>
-    <w:rsid w:val="009A104A"/>
-    <w:rsid w:val="009A5C21"/>
-    <w:rsid w:val="009B266F"/>
-    <w:rsid w:val="009B6A50"/>
-    <w:rsid w:val="009C0F92"/>
-    <w:rsid w:val="009C2236"/>
-    <w:rsid w:val="009C38AC"/>
-    <w:rsid w:val="009C5249"/>
-    <w:rsid w:val="009E3FAF"/>
-    <w:rsid w:val="009E5277"/>
-    <w:rsid w:val="009E6978"/>
-    <w:rsid w:val="00A10317"/>
-    <w:rsid w:val="00A26049"/>
-    <w:rsid w:val="00A305F3"/>
-    <w:rsid w:val="00A40F33"/>
-    <w:rsid w:val="00A442EC"/>
-    <w:rsid w:val="00A455AE"/>
-    <w:rsid w:val="00A45867"/>
-    <w:rsid w:val="00A4656A"/>
-    <w:rsid w:val="00A4730E"/>
-    <w:rsid w:val="00A53C54"/>
-    <w:rsid w:val="00A62661"/>
-    <w:rsid w:val="00A8041C"/>
-    <w:rsid w:val="00A94830"/>
-    <w:rsid w:val="00A961E4"/>
-    <w:rsid w:val="00AA11A0"/>
-    <w:rsid w:val="00AA1603"/>
-    <w:rsid w:val="00AA7C73"/>
-    <w:rsid w:val="00AC336B"/>
-    <w:rsid w:val="00AC399E"/>
-    <w:rsid w:val="00AC7243"/>
-    <w:rsid w:val="00AD768A"/>
-    <w:rsid w:val="00AF60A0"/>
-    <w:rsid w:val="00B05C83"/>
-    <w:rsid w:val="00B252F8"/>
-    <w:rsid w:val="00B25C2B"/>
-    <w:rsid w:val="00B264C3"/>
-    <w:rsid w:val="00B27825"/>
-    <w:rsid w:val="00B32515"/>
-    <w:rsid w:val="00B41FBD"/>
-    <w:rsid w:val="00B50E0A"/>
-    <w:rsid w:val="00B532A9"/>
-    <w:rsid w:val="00B5609E"/>
-    <w:rsid w:val="00B66C3C"/>
-    <w:rsid w:val="00B7095C"/>
-    <w:rsid w:val="00B742F5"/>
-    <w:rsid w:val="00B74730"/>
-    <w:rsid w:val="00B75E0A"/>
-    <w:rsid w:val="00B9039A"/>
-    <w:rsid w:val="00B91652"/>
-    <w:rsid w:val="00B93FEE"/>
-    <w:rsid w:val="00BA1B96"/>
-    <w:rsid w:val="00BB0930"/>
-    <w:rsid w:val="00BC3990"/>
-    <w:rsid w:val="00BD5C22"/>
-    <w:rsid w:val="00BF34DE"/>
-    <w:rsid w:val="00C10007"/>
-    <w:rsid w:val="00C20429"/>
-    <w:rsid w:val="00C231B1"/>
-    <w:rsid w:val="00C23685"/>
-    <w:rsid w:val="00C328AE"/>
-    <w:rsid w:val="00C330A6"/>
-    <w:rsid w:val="00C40BEF"/>
-    <w:rsid w:val="00C46166"/>
-    <w:rsid w:val="00C5014B"/>
-    <w:rsid w:val="00C51E01"/>
-    <w:rsid w:val="00C55BC9"/>
-    <w:rsid w:val="00C672E9"/>
-    <w:rsid w:val="00C70620"/>
-    <w:rsid w:val="00C93E40"/>
-    <w:rsid w:val="00CA2727"/>
-    <w:rsid w:val="00CB0DBF"/>
-    <w:rsid w:val="00CD1258"/>
-    <w:rsid w:val="00CD58CA"/>
-    <w:rsid w:val="00CE078D"/>
-    <w:rsid w:val="00CF43F7"/>
-    <w:rsid w:val="00D14A6A"/>
-    <w:rsid w:val="00D14A81"/>
-    <w:rsid w:val="00D14D8A"/>
-    <w:rsid w:val="00D178D6"/>
-    <w:rsid w:val="00D46A8F"/>
-    <w:rsid w:val="00D840AD"/>
-    <w:rsid w:val="00D911DF"/>
-    <w:rsid w:val="00DE7474"/>
-    <w:rsid w:val="00DF020E"/>
-    <w:rsid w:val="00DF2085"/>
-    <w:rsid w:val="00E13272"/>
-    <w:rsid w:val="00E13C4F"/>
-    <w:rsid w:val="00E258D8"/>
-    <w:rsid w:val="00E565FF"/>
-    <w:rsid w:val="00E606C8"/>
-    <w:rsid w:val="00E64317"/>
-    <w:rsid w:val="00E70C7D"/>
-    <w:rsid w:val="00E7311F"/>
-    <w:rsid w:val="00E81D04"/>
-    <w:rsid w:val="00E8207A"/>
-    <w:rsid w:val="00E825F1"/>
-    <w:rsid w:val="00E87384"/>
-    <w:rsid w:val="00E9645F"/>
-    <w:rsid w:val="00E97A44"/>
-    <w:rsid w:val="00EC3A56"/>
-    <w:rsid w:val="00ED32CF"/>
-    <w:rsid w:val="00EF0E74"/>
-    <w:rsid w:val="00F20AD7"/>
-    <w:rsid w:val="00F246AD"/>
-    <w:rsid w:val="00F2534A"/>
-    <w:rsid w:val="00F83073"/>
-    <w:rsid w:val="00F95437"/>
-    <w:rsid w:val="00FA3161"/>
-    <w:rsid w:val="00FA779C"/>
-    <w:rsid w:val="00FA7822"/>
-    <w:rsid w:val="00FA7F31"/>
-    <w:rsid w:val="00FB2B28"/>
-    <w:rsid w:val="00FC535C"/>
-    <w:rsid w:val="00FD0728"/>
-    <w:rsid w:val="00FE20E3"/>
-    <w:rsid w:val="00FF034F"/>
-    <w:rsid w:val="00FF0EAD"/>
-  </w:rsids>
-  <m:mathPr>
-    <m:mathFont m:val="Cambria Math"/>
-    <m:brkBin m:val="before"/>
-    <m:brkBinSub m:val="--"/>
-    <m:smallFrac m:val="0"/>
-    <m:dispDef/>
-    <m:lMargin m:val="0"/>
-    <m:rMargin m:val="0"/>
-    <m:defJc m:val="centerGroup"/>
-    <m:wrapIndent m:val="1440"/>
-    <m:intLim m:val="subSup"/>
-    <m:naryLim m:val="undOvr"/>
-  </m:mathPr>
-  <w:themeFontLang w:val="en-US"/>
-  <w:clrSchemeMapping w:bg1="light1" w:t1="dark1" w:bg2="light2" w:t2="dark2" w:accent1="accent1" w:accent2="accent2" w:accent3="accent3" w:accent4="accent4" w:accent5="accent5" w:accent6="accent6" w:hyperlink="hyperlink" w:followedHyperlink="followedHyperlink"/>
-  <w:shapeDefaults>
-    <o:shapedefaults v:ext="edit" spidmax="2049"/>
-    <o:shapelayout v:ext="edit">
-      <o:idmap v:ext="edit" data="1"/>
-    </o:shapelayout>
-  </w:shapeDefaults>
-  <w:decimalSymbol w:val="."/>
-  <w:listSeparator w:val=","/>
-  <w14:docId w14:val="4227556C"/>
-</w:settings>
-</file>
-
-<file path=./word/styles.xml><?xml version="1.0" encoding="utf-8"?>
+<file path=word/styles.xml><?xml version="1.0" encoding="utf-8"?>
 <w:styles xmlns:mc="http://schemas.openxmlformats.org/markup-compatibility/2006" xmlns:r="http://schemas.openxmlformats.org/officeDocument/2006/relationships" xmlns:w="http://schemas.openxmlformats.org/wordprocessingml/2006/main" xmlns:w14="http://schemas.microsoft.com/office/word/2010/wordml">
   <w:docDefaults>
     <w:rPrDefault>
@@ -9907,7 +9443,7 @@
 </w:styles>
 </file>
 
-<file path=./word/stylesWithEffects.xml><?xml version="1.0" encoding="utf-8"?>
+<file path=word/stylesWithEffects.xml><?xml version="1.0" encoding="utf-8"?>
 <w:styles xmlns:wpc="http://schemas.microsoft.com/office/word/2010/wordprocessingCanvas" xmlns:mc="http://schemas.openxmlformats.org/markup-compatibility/2006" xmlns:o="urn:schemas-microsoft-com:office:office" xmlns:r="http://schemas.openxmlformats.org/officeDocument/2006/relationships" xmlns:m="http://schemas.openxmlformats.org/officeDocument/2006/math" xmlns:v="urn:schemas-microsoft-com:vml" xmlns:wp14="http://schemas.microsoft.com/office/word/2010/wordprocessingDrawing" xmlns:wp="http://schemas.openxmlformats.org/drawingml/2006/wordprocessingDrawing" xmlns:w10="urn:schemas-microsoft-com:office:word" xmlns:w="http://schemas.openxmlformats.org/wordprocessingml/2006/main" xmlns:w14="http://schemas.microsoft.com/office/word/2010/wordml" xmlns:wpg="http://schemas.microsoft.com/office/word/2010/wordprocessingGroup" xmlns:wpi="http://schemas.microsoft.com/office/word/2010/wordprocessingInk" xmlns:wne="http://schemas.microsoft.com/office/word/2006/wordml" xmlns:wps="http://schemas.microsoft.com/office/word/2010/wordprocessingShape">
   <w:docDefaults>
     <w:rPrDefault>
@@ -11095,7 +10631,7 @@
 </w:styles>
 </file>
 
-<file path=./word/theme/theme1.xml><?xml version="1.0" encoding="utf-8"?>
+<file path=word/theme/theme1.xml><?xml version="1.0" encoding="utf-8"?>
 <a:theme xmlns:a="http://schemas.openxmlformats.org/drawingml/2006/main" name="Office Theme">
   <a:themeElements>
     <a:clrScheme name="Office">
@@ -11380,607 +10916,14 @@
 </a:theme>
 </file>
 
-<file path=./word/webSettings.xml><?xml version="1.0" encoding="utf-8"?>
-<w:webSettings xmlns:mc="http://schemas.openxmlformats.org/markup-compatibility/2006" xmlns:r="http://schemas.openxmlformats.org/officeDocument/2006/relationships" xmlns:w="http://schemas.openxmlformats.org/wordprocessingml/2006/main" xmlns:w14="http://schemas.microsoft.com/office/word/2010/wordml">
-  <w:divs>
-    <w:div w:id="311494183">
-      <w:bodyDiv w:val="1"/>
-      <w:marLeft w:val="0"/>
-      <w:marRight w:val="0"/>
-      <w:marTop w:val="0"/>
-      <w:marBottom w:val="0"/>
-      <w:divBdr>
-        <w:top w:val="none" w:sz="0" w:space="0" w:color="auto"/>
-        <w:left w:val="none" w:sz="0" w:space="0" w:color="auto"/>
-        <w:bottom w:val="none" w:sz="0" w:space="0" w:color="auto"/>
-        <w:right w:val="none" w:sz="0" w:space="0" w:color="auto"/>
-      </w:divBdr>
-    </w:div>
-    <w:div w:id="507255087">
-      <w:bodyDiv w:val="1"/>
-      <w:marLeft w:val="0"/>
-      <w:marRight w:val="0"/>
-      <w:marTop w:val="0"/>
-      <w:marBottom w:val="0"/>
-      <w:divBdr>
-        <w:top w:val="none" w:sz="0" w:space="0" w:color="auto"/>
-        <w:left w:val="none" w:sz="0" w:space="0" w:color="auto"/>
-        <w:bottom w:val="none" w:sz="0" w:space="0" w:color="auto"/>
-        <w:right w:val="none" w:sz="0" w:space="0" w:color="auto"/>
-      </w:divBdr>
-    </w:div>
-    <w:div w:id="571811130">
-      <w:bodyDiv w:val="1"/>
-      <w:marLeft w:val="0"/>
-      <w:marRight w:val="0"/>
-      <w:marTop w:val="0"/>
-      <w:marBottom w:val="0"/>
-      <w:divBdr>
-        <w:top w:val="none" w:sz="0" w:space="0" w:color="auto"/>
-        <w:left w:val="none" w:sz="0" w:space="0" w:color="auto"/>
-        <w:bottom w:val="none" w:sz="0" w:space="0" w:color="auto"/>
-        <w:right w:val="none" w:sz="0" w:space="0" w:color="auto"/>
-      </w:divBdr>
-      <w:divsChild>
-        <w:div w:id="65156051">
-          <w:marLeft w:val="0"/>
-          <w:marRight w:val="0"/>
-          <w:marTop w:val="0"/>
-          <w:marBottom w:val="0"/>
-          <w:divBdr>
-            <w:top w:val="none" w:sz="0" w:space="0" w:color="auto"/>
-            <w:left w:val="none" w:sz="0" w:space="0" w:color="auto"/>
-            <w:bottom w:val="none" w:sz="0" w:space="0" w:color="auto"/>
-            <w:right w:val="none" w:sz="0" w:space="0" w:color="auto"/>
-          </w:divBdr>
-        </w:div>
-        <w:div w:id="109712696">
-          <w:marLeft w:val="0"/>
-          <w:marRight w:val="0"/>
-          <w:marTop w:val="0"/>
-          <w:marBottom w:val="0"/>
-          <w:divBdr>
-            <w:top w:val="none" w:sz="0" w:space="0" w:color="auto"/>
-            <w:left w:val="none" w:sz="0" w:space="0" w:color="auto"/>
-            <w:bottom w:val="none" w:sz="0" w:space="0" w:color="auto"/>
-            <w:right w:val="none" w:sz="0" w:space="0" w:color="auto"/>
-          </w:divBdr>
-          <w:divsChild>
-            <w:div w:id="1267662851">
-              <w:marLeft w:val="0"/>
-              <w:marRight w:val="0"/>
-              <w:marTop w:val="0"/>
-              <w:marBottom w:val="165"/>
-              <w:divBdr>
-                <w:top w:val="none" w:sz="0" w:space="0" w:color="auto"/>
-                <w:left w:val="none" w:sz="0" w:space="0" w:color="auto"/>
-                <w:bottom w:val="none" w:sz="0" w:space="0" w:color="auto"/>
-                <w:right w:val="none" w:sz="0" w:space="0" w:color="auto"/>
-              </w:divBdr>
-            </w:div>
-          </w:divsChild>
-        </w:div>
-        <w:div w:id="740567741">
-          <w:marLeft w:val="0"/>
-          <w:marRight w:val="0"/>
-          <w:marTop w:val="165"/>
-          <w:marBottom w:val="165"/>
-          <w:divBdr>
-            <w:top w:val="none" w:sz="0" w:space="0" w:color="auto"/>
-            <w:left w:val="none" w:sz="0" w:space="0" w:color="auto"/>
-            <w:bottom w:val="none" w:sz="0" w:space="0" w:color="auto"/>
-            <w:right w:val="none" w:sz="0" w:space="0" w:color="auto"/>
-          </w:divBdr>
-          <w:divsChild>
-            <w:div w:id="1428963821">
-              <w:marLeft w:val="0"/>
-              <w:marRight w:val="0"/>
-              <w:marTop w:val="0"/>
-              <w:marBottom w:val="0"/>
-              <w:divBdr>
-                <w:top w:val="none" w:sz="0" w:space="0" w:color="auto"/>
-                <w:left w:val="none" w:sz="0" w:space="0" w:color="auto"/>
-                <w:bottom w:val="none" w:sz="0" w:space="0" w:color="auto"/>
-                <w:right w:val="none" w:sz="0" w:space="0" w:color="auto"/>
-              </w:divBdr>
-              <w:divsChild>
-                <w:div w:id="574632916">
-                  <w:marLeft w:val="0"/>
-                  <w:marRight w:val="225"/>
-                  <w:marTop w:val="0"/>
-                  <w:marBottom w:val="0"/>
-                  <w:divBdr>
-                    <w:top w:val="none" w:sz="0" w:space="0" w:color="auto"/>
-                    <w:left w:val="none" w:sz="0" w:space="0" w:color="auto"/>
-                    <w:bottom w:val="none" w:sz="0" w:space="0" w:color="auto"/>
-                    <w:right w:val="none" w:sz="0" w:space="0" w:color="auto"/>
-                  </w:divBdr>
-                </w:div>
-              </w:divsChild>
-            </w:div>
-          </w:divsChild>
-        </w:div>
-      </w:divsChild>
-    </w:div>
-    <w:div w:id="943194677">
-      <w:bodyDiv w:val="1"/>
-      <w:marLeft w:val="0"/>
-      <w:marRight w:val="0"/>
-      <w:marTop w:val="0"/>
-      <w:marBottom w:val="0"/>
-      <w:divBdr>
-        <w:top w:val="none" w:sz="0" w:space="0" w:color="auto"/>
-        <w:left w:val="none" w:sz="0" w:space="0" w:color="auto"/>
-        <w:bottom w:val="none" w:sz="0" w:space="0" w:color="auto"/>
-        <w:right w:val="none" w:sz="0" w:space="0" w:color="auto"/>
-      </w:divBdr>
-      <w:divsChild>
-        <w:div w:id="1015420841">
-          <w:marLeft w:val="0"/>
-          <w:marRight w:val="0"/>
-          <w:marTop w:val="0"/>
-          <w:marBottom w:val="0"/>
-          <w:divBdr>
-            <w:top w:val="none" w:sz="0" w:space="0" w:color="auto"/>
-            <w:left w:val="none" w:sz="0" w:space="0" w:color="auto"/>
-            <w:bottom w:val="none" w:sz="0" w:space="0" w:color="auto"/>
-            <w:right w:val="none" w:sz="0" w:space="0" w:color="auto"/>
-          </w:divBdr>
-        </w:div>
-        <w:div w:id="1232076851">
-          <w:marLeft w:val="0"/>
-          <w:marRight w:val="0"/>
-          <w:marTop w:val="165"/>
-          <w:marBottom w:val="165"/>
-          <w:divBdr>
-            <w:top w:val="none" w:sz="0" w:space="0" w:color="auto"/>
-            <w:left w:val="none" w:sz="0" w:space="0" w:color="auto"/>
-            <w:bottom w:val="none" w:sz="0" w:space="0" w:color="auto"/>
-            <w:right w:val="none" w:sz="0" w:space="0" w:color="auto"/>
-          </w:divBdr>
-          <w:divsChild>
-            <w:div w:id="1479110198">
-              <w:marLeft w:val="0"/>
-              <w:marRight w:val="0"/>
-              <w:marTop w:val="0"/>
-              <w:marBottom w:val="0"/>
-              <w:divBdr>
-                <w:top w:val="none" w:sz="0" w:space="0" w:color="auto"/>
-                <w:left w:val="none" w:sz="0" w:space="0" w:color="auto"/>
-                <w:bottom w:val="none" w:sz="0" w:space="0" w:color="auto"/>
-                <w:right w:val="none" w:sz="0" w:space="0" w:color="auto"/>
-              </w:divBdr>
-              <w:divsChild>
-                <w:div w:id="562300610">
-                  <w:marLeft w:val="0"/>
-                  <w:marRight w:val="225"/>
-                  <w:marTop w:val="0"/>
-                  <w:marBottom w:val="0"/>
-                  <w:divBdr>
-                    <w:top w:val="none" w:sz="0" w:space="0" w:color="auto"/>
-                    <w:left w:val="none" w:sz="0" w:space="0" w:color="auto"/>
-                    <w:bottom w:val="none" w:sz="0" w:space="0" w:color="auto"/>
-                    <w:right w:val="none" w:sz="0" w:space="0" w:color="auto"/>
-                  </w:divBdr>
-                </w:div>
-              </w:divsChild>
-            </w:div>
-          </w:divsChild>
-        </w:div>
-        <w:div w:id="1736969031">
-          <w:marLeft w:val="0"/>
-          <w:marRight w:val="0"/>
-          <w:marTop w:val="0"/>
-          <w:marBottom w:val="0"/>
-          <w:divBdr>
-            <w:top w:val="none" w:sz="0" w:space="0" w:color="auto"/>
-            <w:left w:val="none" w:sz="0" w:space="0" w:color="auto"/>
-            <w:bottom w:val="none" w:sz="0" w:space="0" w:color="auto"/>
-            <w:right w:val="none" w:sz="0" w:space="0" w:color="auto"/>
-          </w:divBdr>
-          <w:divsChild>
-            <w:div w:id="797798971">
-              <w:marLeft w:val="0"/>
-              <w:marRight w:val="0"/>
-              <w:marTop w:val="0"/>
-              <w:marBottom w:val="165"/>
-              <w:divBdr>
-                <w:top w:val="none" w:sz="0" w:space="0" w:color="auto"/>
-                <w:left w:val="none" w:sz="0" w:space="0" w:color="auto"/>
-                <w:bottom w:val="none" w:sz="0" w:space="0" w:color="auto"/>
-                <w:right w:val="none" w:sz="0" w:space="0" w:color="auto"/>
-              </w:divBdr>
-            </w:div>
-          </w:divsChild>
-        </w:div>
-      </w:divsChild>
-    </w:div>
-    <w:div w:id="952008566">
-      <w:bodyDiv w:val="1"/>
-      <w:marLeft w:val="0"/>
-      <w:marRight w:val="0"/>
-      <w:marTop w:val="0"/>
-      <w:marBottom w:val="0"/>
-      <w:divBdr>
-        <w:top w:val="none" w:sz="0" w:space="0" w:color="auto"/>
-        <w:left w:val="none" w:sz="0" w:space="0" w:color="auto"/>
-        <w:bottom w:val="none" w:sz="0" w:space="0" w:color="auto"/>
-        <w:right w:val="none" w:sz="0" w:space="0" w:color="auto"/>
-      </w:divBdr>
-    </w:div>
-    <w:div w:id="1005326576">
-      <w:bodyDiv w:val="1"/>
-      <w:marLeft w:val="0"/>
-      <w:marRight w:val="0"/>
-      <w:marTop w:val="0"/>
-      <w:marBottom w:val="0"/>
-      <w:divBdr>
-        <w:top w:val="none" w:sz="0" w:space="0" w:color="auto"/>
-        <w:left w:val="none" w:sz="0" w:space="0" w:color="auto"/>
-        <w:bottom w:val="none" w:sz="0" w:space="0" w:color="auto"/>
-        <w:right w:val="none" w:sz="0" w:space="0" w:color="auto"/>
-      </w:divBdr>
-    </w:div>
-    <w:div w:id="1101682361">
-      <w:bodyDiv w:val="1"/>
-      <w:marLeft w:val="0"/>
-      <w:marRight w:val="0"/>
-      <w:marTop w:val="0"/>
-      <w:marBottom w:val="0"/>
-      <w:divBdr>
-        <w:top w:val="none" w:sz="0" w:space="0" w:color="auto"/>
-        <w:left w:val="none" w:sz="0" w:space="0" w:color="auto"/>
-        <w:bottom w:val="none" w:sz="0" w:space="0" w:color="auto"/>
-        <w:right w:val="none" w:sz="0" w:space="0" w:color="auto"/>
-      </w:divBdr>
-      <w:divsChild>
-        <w:div w:id="192764706">
-          <w:marLeft w:val="0"/>
-          <w:marRight w:val="0"/>
-          <w:marTop w:val="0"/>
-          <w:marBottom w:val="0"/>
-          <w:divBdr>
-            <w:top w:val="none" w:sz="0" w:space="0" w:color="auto"/>
-            <w:left w:val="none" w:sz="0" w:space="0" w:color="auto"/>
-            <w:bottom w:val="none" w:sz="0" w:space="0" w:color="auto"/>
-            <w:right w:val="none" w:sz="0" w:space="0" w:color="auto"/>
-          </w:divBdr>
-        </w:div>
-        <w:div w:id="433474444">
-          <w:marLeft w:val="0"/>
-          <w:marRight w:val="0"/>
-          <w:marTop w:val="0"/>
-          <w:marBottom w:val="0"/>
-          <w:divBdr>
-            <w:top w:val="none" w:sz="0" w:space="0" w:color="auto"/>
-            <w:left w:val="none" w:sz="0" w:space="0" w:color="auto"/>
-            <w:bottom w:val="none" w:sz="0" w:space="0" w:color="auto"/>
-            <w:right w:val="none" w:sz="0" w:space="0" w:color="auto"/>
-          </w:divBdr>
-        </w:div>
-        <w:div w:id="561136173">
-          <w:marLeft w:val="0"/>
-          <w:marRight w:val="0"/>
-          <w:marTop w:val="0"/>
-          <w:marBottom w:val="0"/>
-          <w:divBdr>
-            <w:top w:val="none" w:sz="0" w:space="0" w:color="auto"/>
-            <w:left w:val="none" w:sz="0" w:space="0" w:color="auto"/>
-            <w:bottom w:val="none" w:sz="0" w:space="0" w:color="auto"/>
-            <w:right w:val="none" w:sz="0" w:space="0" w:color="auto"/>
-          </w:divBdr>
-        </w:div>
-        <w:div w:id="669792707">
-          <w:marLeft w:val="0"/>
-          <w:marRight w:val="0"/>
-          <w:marTop w:val="0"/>
-          <w:marBottom w:val="0"/>
-          <w:divBdr>
-            <w:top w:val="none" w:sz="0" w:space="0" w:color="auto"/>
-            <w:left w:val="none" w:sz="0" w:space="0" w:color="auto"/>
-            <w:bottom w:val="none" w:sz="0" w:space="0" w:color="auto"/>
-            <w:right w:val="none" w:sz="0" w:space="0" w:color="auto"/>
-          </w:divBdr>
-        </w:div>
-        <w:div w:id="719596951">
-          <w:marLeft w:val="0"/>
-          <w:marRight w:val="0"/>
-          <w:marTop w:val="0"/>
-          <w:marBottom w:val="0"/>
-          <w:divBdr>
-            <w:top w:val="none" w:sz="0" w:space="0" w:color="auto"/>
-            <w:left w:val="none" w:sz="0" w:space="0" w:color="auto"/>
-            <w:bottom w:val="none" w:sz="0" w:space="0" w:color="auto"/>
-            <w:right w:val="none" w:sz="0" w:space="0" w:color="auto"/>
-          </w:divBdr>
-        </w:div>
-        <w:div w:id="1111514827">
-          <w:marLeft w:val="0"/>
-          <w:marRight w:val="0"/>
-          <w:marTop w:val="0"/>
-          <w:marBottom w:val="0"/>
-          <w:divBdr>
-            <w:top w:val="none" w:sz="0" w:space="0" w:color="auto"/>
-            <w:left w:val="none" w:sz="0" w:space="0" w:color="auto"/>
-            <w:bottom w:val="none" w:sz="0" w:space="0" w:color="auto"/>
-            <w:right w:val="none" w:sz="0" w:space="0" w:color="auto"/>
-          </w:divBdr>
-        </w:div>
-        <w:div w:id="1148089912">
-          <w:marLeft w:val="0"/>
-          <w:marRight w:val="0"/>
-          <w:marTop w:val="0"/>
-          <w:marBottom w:val="0"/>
-          <w:divBdr>
-            <w:top w:val="none" w:sz="0" w:space="0" w:color="auto"/>
-            <w:left w:val="none" w:sz="0" w:space="0" w:color="auto"/>
-            <w:bottom w:val="none" w:sz="0" w:space="0" w:color="auto"/>
-            <w:right w:val="none" w:sz="0" w:space="0" w:color="auto"/>
-          </w:divBdr>
-        </w:div>
-        <w:div w:id="1432315924">
-          <w:marLeft w:val="0"/>
-          <w:marRight w:val="0"/>
-          <w:marTop w:val="0"/>
-          <w:marBottom w:val="0"/>
-          <w:divBdr>
-            <w:top w:val="none" w:sz="0" w:space="0" w:color="auto"/>
-            <w:left w:val="none" w:sz="0" w:space="0" w:color="auto"/>
-            <w:bottom w:val="none" w:sz="0" w:space="0" w:color="auto"/>
-            <w:right w:val="none" w:sz="0" w:space="0" w:color="auto"/>
-          </w:divBdr>
-        </w:div>
-        <w:div w:id="1467772679">
-          <w:marLeft w:val="0"/>
-          <w:marRight w:val="0"/>
-          <w:marTop w:val="0"/>
-          <w:marBottom w:val="0"/>
-          <w:divBdr>
-            <w:top w:val="none" w:sz="0" w:space="0" w:color="auto"/>
-            <w:left w:val="none" w:sz="0" w:space="0" w:color="auto"/>
-            <w:bottom w:val="none" w:sz="0" w:space="0" w:color="auto"/>
-            <w:right w:val="none" w:sz="0" w:space="0" w:color="auto"/>
-          </w:divBdr>
-        </w:div>
-        <w:div w:id="1470632163">
-          <w:marLeft w:val="0"/>
-          <w:marRight w:val="0"/>
-          <w:marTop w:val="0"/>
-          <w:marBottom w:val="0"/>
-          <w:divBdr>
-            <w:top w:val="none" w:sz="0" w:space="0" w:color="auto"/>
-            <w:left w:val="none" w:sz="0" w:space="0" w:color="auto"/>
-            <w:bottom w:val="none" w:sz="0" w:space="0" w:color="auto"/>
-            <w:right w:val="none" w:sz="0" w:space="0" w:color="auto"/>
-          </w:divBdr>
-        </w:div>
-        <w:div w:id="1539970748">
-          <w:marLeft w:val="0"/>
-          <w:marRight w:val="0"/>
-          <w:marTop w:val="0"/>
-          <w:marBottom w:val="0"/>
-          <w:divBdr>
-            <w:top w:val="none" w:sz="0" w:space="0" w:color="auto"/>
-            <w:left w:val="none" w:sz="0" w:space="0" w:color="auto"/>
-            <w:bottom w:val="none" w:sz="0" w:space="0" w:color="auto"/>
-            <w:right w:val="none" w:sz="0" w:space="0" w:color="auto"/>
-          </w:divBdr>
-        </w:div>
-        <w:div w:id="1617907659">
-          <w:marLeft w:val="0"/>
-          <w:marRight w:val="0"/>
-          <w:marTop w:val="0"/>
-          <w:marBottom w:val="0"/>
-          <w:divBdr>
-            <w:top w:val="none" w:sz="0" w:space="0" w:color="auto"/>
-            <w:left w:val="none" w:sz="0" w:space="0" w:color="auto"/>
-            <w:bottom w:val="none" w:sz="0" w:space="0" w:color="auto"/>
-            <w:right w:val="none" w:sz="0" w:space="0" w:color="auto"/>
-          </w:divBdr>
-        </w:div>
-        <w:div w:id="1729261556">
-          <w:marLeft w:val="0"/>
-          <w:marRight w:val="0"/>
-          <w:marTop w:val="0"/>
-          <w:marBottom w:val="0"/>
-          <w:divBdr>
-            <w:top w:val="none" w:sz="0" w:space="0" w:color="auto"/>
-            <w:left w:val="none" w:sz="0" w:space="0" w:color="auto"/>
-            <w:bottom w:val="none" w:sz="0" w:space="0" w:color="auto"/>
-            <w:right w:val="none" w:sz="0" w:space="0" w:color="auto"/>
-          </w:divBdr>
-        </w:div>
-        <w:div w:id="1769277051">
-          <w:marLeft w:val="0"/>
-          <w:marRight w:val="0"/>
-          <w:marTop w:val="0"/>
-          <w:marBottom w:val="0"/>
-          <w:divBdr>
-            <w:top w:val="none" w:sz="0" w:space="0" w:color="auto"/>
-            <w:left w:val="none" w:sz="0" w:space="0" w:color="auto"/>
-            <w:bottom w:val="none" w:sz="0" w:space="0" w:color="auto"/>
-            <w:right w:val="none" w:sz="0" w:space="0" w:color="auto"/>
-          </w:divBdr>
-        </w:div>
-        <w:div w:id="2004969255">
-          <w:marLeft w:val="0"/>
-          <w:marRight w:val="0"/>
-          <w:marTop w:val="0"/>
-          <w:marBottom w:val="0"/>
-          <w:divBdr>
-            <w:top w:val="none" w:sz="0" w:space="0" w:color="auto"/>
-            <w:left w:val="none" w:sz="0" w:space="0" w:color="auto"/>
-            <w:bottom w:val="none" w:sz="0" w:space="0" w:color="auto"/>
-            <w:right w:val="none" w:sz="0" w:space="0" w:color="auto"/>
-          </w:divBdr>
-        </w:div>
-        <w:div w:id="2097553452">
-          <w:marLeft w:val="0"/>
-          <w:marRight w:val="0"/>
-          <w:marTop w:val="0"/>
-          <w:marBottom w:val="0"/>
-          <w:divBdr>
-            <w:top w:val="none" w:sz="0" w:space="0" w:color="auto"/>
-            <w:left w:val="none" w:sz="0" w:space="0" w:color="auto"/>
-            <w:bottom w:val="none" w:sz="0" w:space="0" w:color="auto"/>
-            <w:right w:val="none" w:sz="0" w:space="0" w:color="auto"/>
-          </w:divBdr>
-        </w:div>
-      </w:divsChild>
-    </w:div>
-    <w:div w:id="1108549276">
-      <w:bodyDiv w:val="1"/>
-      <w:marLeft w:val="0"/>
-      <w:marRight w:val="0"/>
-      <w:marTop w:val="0"/>
-      <w:marBottom w:val="0"/>
-      <w:divBdr>
-        <w:top w:val="none" w:sz="0" w:space="0" w:color="auto"/>
-        <w:left w:val="none" w:sz="0" w:space="0" w:color="auto"/>
-        <w:bottom w:val="none" w:sz="0" w:space="0" w:color="auto"/>
-        <w:right w:val="none" w:sz="0" w:space="0" w:color="auto"/>
-      </w:divBdr>
-      <w:divsChild>
-        <w:div w:id="302126246">
-          <w:marLeft w:val="0"/>
-          <w:marRight w:val="0"/>
-          <w:marTop w:val="0"/>
-          <w:marBottom w:val="0"/>
-          <w:divBdr>
-            <w:top w:val="none" w:sz="0" w:space="0" w:color="auto"/>
-            <w:left w:val="none" w:sz="0" w:space="0" w:color="auto"/>
-            <w:bottom w:val="none" w:sz="0" w:space="0" w:color="auto"/>
-            <w:right w:val="none" w:sz="0" w:space="0" w:color="auto"/>
-          </w:divBdr>
-        </w:div>
-        <w:div w:id="907761122">
-          <w:marLeft w:val="0"/>
-          <w:marRight w:val="0"/>
-          <w:marTop w:val="0"/>
-          <w:marBottom w:val="0"/>
-          <w:divBdr>
-            <w:top w:val="none" w:sz="0" w:space="0" w:color="auto"/>
-            <w:left w:val="none" w:sz="0" w:space="0" w:color="auto"/>
-            <w:bottom w:val="none" w:sz="0" w:space="0" w:color="auto"/>
-            <w:right w:val="none" w:sz="0" w:space="0" w:color="auto"/>
-          </w:divBdr>
-        </w:div>
-        <w:div w:id="935788950">
-          <w:marLeft w:val="0"/>
-          <w:marRight w:val="0"/>
-          <w:marTop w:val="0"/>
-          <w:marBottom w:val="0"/>
-          <w:divBdr>
-            <w:top w:val="none" w:sz="0" w:space="0" w:color="auto"/>
-            <w:left w:val="none" w:sz="0" w:space="0" w:color="auto"/>
-            <w:bottom w:val="none" w:sz="0" w:space="0" w:color="auto"/>
-            <w:right w:val="none" w:sz="0" w:space="0" w:color="auto"/>
-          </w:divBdr>
-        </w:div>
-        <w:div w:id="1027214201">
-          <w:marLeft w:val="0"/>
-          <w:marRight w:val="0"/>
-          <w:marTop w:val="0"/>
-          <w:marBottom w:val="0"/>
-          <w:divBdr>
-            <w:top w:val="none" w:sz="0" w:space="0" w:color="auto"/>
-            <w:left w:val="none" w:sz="0" w:space="0" w:color="auto"/>
-            <w:bottom w:val="none" w:sz="0" w:space="0" w:color="auto"/>
-            <w:right w:val="none" w:sz="0" w:space="0" w:color="auto"/>
-          </w:divBdr>
-        </w:div>
-        <w:div w:id="1506703578">
-          <w:marLeft w:val="0"/>
-          <w:marRight w:val="0"/>
-          <w:marTop w:val="0"/>
-          <w:marBottom w:val="0"/>
-          <w:divBdr>
-            <w:top w:val="none" w:sz="0" w:space="0" w:color="auto"/>
-            <w:left w:val="none" w:sz="0" w:space="0" w:color="auto"/>
-            <w:bottom w:val="none" w:sz="0" w:space="0" w:color="auto"/>
-            <w:right w:val="none" w:sz="0" w:space="0" w:color="auto"/>
-          </w:divBdr>
-        </w:div>
-        <w:div w:id="1836720639">
-          <w:marLeft w:val="0"/>
-          <w:marRight w:val="0"/>
-          <w:marTop w:val="0"/>
-          <w:marBottom w:val="0"/>
-          <w:divBdr>
-            <w:top w:val="none" w:sz="0" w:space="0" w:color="auto"/>
-            <w:left w:val="none" w:sz="0" w:space="0" w:color="auto"/>
-            <w:bottom w:val="none" w:sz="0" w:space="0" w:color="auto"/>
-            <w:right w:val="none" w:sz="0" w:space="0" w:color="auto"/>
-          </w:divBdr>
-        </w:div>
-        <w:div w:id="2093312241">
-          <w:marLeft w:val="0"/>
-          <w:marRight w:val="0"/>
-          <w:marTop w:val="0"/>
-          <w:marBottom w:val="0"/>
-          <w:divBdr>
-            <w:top w:val="none" w:sz="0" w:space="0" w:color="auto"/>
-            <w:left w:val="none" w:sz="0" w:space="0" w:color="auto"/>
-            <w:bottom w:val="none" w:sz="0" w:space="0" w:color="auto"/>
-            <w:right w:val="none" w:sz="0" w:space="0" w:color="auto"/>
-          </w:divBdr>
-        </w:div>
-        <w:div w:id="2114085371">
-          <w:marLeft w:val="0"/>
-          <w:marRight w:val="0"/>
-          <w:marTop w:val="0"/>
-          <w:marBottom w:val="0"/>
-          <w:divBdr>
-            <w:top w:val="none" w:sz="0" w:space="0" w:color="auto"/>
-            <w:left w:val="none" w:sz="0" w:space="0" w:color="auto"/>
-            <w:bottom w:val="none" w:sz="0" w:space="0" w:color="auto"/>
-            <w:right w:val="none" w:sz="0" w:space="0" w:color="auto"/>
-          </w:divBdr>
-        </w:div>
-      </w:divsChild>
-    </w:div>
-    <w:div w:id="1687904816">
-      <w:bodyDiv w:val="1"/>
-      <w:marLeft w:val="0"/>
-      <w:marRight w:val="0"/>
-      <w:marTop w:val="0"/>
-      <w:marBottom w:val="0"/>
-      <w:divBdr>
-        <w:top w:val="none" w:sz="0" w:space="0" w:color="auto"/>
-        <w:left w:val="none" w:sz="0" w:space="0" w:color="auto"/>
-        <w:bottom w:val="none" w:sz="0" w:space="0" w:color="auto"/>
-        <w:right w:val="none" w:sz="0" w:space="0" w:color="auto"/>
-      </w:divBdr>
-    </w:div>
-    <w:div w:id="1812749214">
-      <w:bodyDiv w:val="1"/>
-      <w:marLeft w:val="0"/>
-      <w:marRight w:val="0"/>
-      <w:marTop w:val="0"/>
-      <w:marBottom w:val="0"/>
-      <w:divBdr>
-        <w:top w:val="none" w:sz="0" w:space="0" w:color="auto"/>
-        <w:left w:val="none" w:sz="0" w:space="0" w:color="auto"/>
-        <w:bottom w:val="none" w:sz="0" w:space="0" w:color="auto"/>
-        <w:right w:val="none" w:sz="0" w:space="0" w:color="auto"/>
-      </w:divBdr>
-    </w:div>
-    <w:div w:id="2015298587">
-      <w:bodyDiv w:val="1"/>
-      <w:marLeft w:val="0"/>
-      <w:marRight w:val="0"/>
-      <w:marTop w:val="0"/>
-      <w:marBottom w:val="0"/>
-      <w:divBdr>
-        <w:top w:val="none" w:sz="0" w:space="0" w:color="auto"/>
-        <w:left w:val="none" w:sz="0" w:space="0" w:color="auto"/>
-        <w:bottom w:val="none" w:sz="0" w:space="0" w:color="auto"/>
-        <w:right w:val="none" w:sz="0" w:space="0" w:color="auto"/>
-      </w:divBdr>
-    </w:div>
-  </w:divs>
-  <w:optimizeForBrowser/>
-  <w:relyOnVML/>
-  <w:allowPNG/>
-</w:webSettings>
+<file path=customXml/item1.xml><?xml version="1.0" encoding="utf-8"?>
+<b:Sources xmlns:b="http://schemas.openxmlformats.org/officeDocument/2006/bibliography" xmlns="http://schemas.openxmlformats.org/officeDocument/2006/bibliography" SelectedStyle="\APA.XSL" StyleName="APA"/>
+</file>
+
+<file path=customXml/itemProps1.xml><?xml version="1.0" encoding="utf-8"?>
+<ds:datastoreItem xmlns:ds="http://schemas.openxmlformats.org/officeDocument/2006/customXml" ds:itemID="{48A20367-D9C7-483B-AFD2-B62769456A75}">
+  <ds:schemaRefs>
+    <ds:schemaRef ds:uri="http://schemas.openxmlformats.org/officeDocument/2006/bibliography"/>
+  </ds:schemaRefs>
+</ds:datastoreItem>
 </file>